--- a/WealthWise_Project_Report_Part_A_and_Part_B.docx
+++ b/WealthWise_Project_Report_Part_A_and_Part_B.docx
@@ -4,3356 +4,167 @@
   <w:body>
     <w:p>
       <w:pPr>
-        <w:spacing w:before="0" w:after="40"/>
+        <w:pStyle w:val="Title"/>
       </w:pPr>
       <w:r>
-        <w:rPr>
-          <w:b/>
-          <w:color w:val="0F2C59"/>
-          <w:sz w:val="44"/>
-        </w:rPr>
-        <w:t>WealthWise — Comprehensive System Audit &amp; Onboarding Architecture Guide</w:t>
+        <w:t>WealthWise Project Report</w:t>
       </w:r>
     </w:p>
     <w:p>
       <w:pPr>
-        <w:spacing w:after="280"/>
+        <w:pStyle w:val="Heading1"/>
       </w:pPr>
       <w:r>
-        <w:rPr>
-          <w:i/>
-          <w:color w:val="505A64"/>
-          <w:sz w:val="22"/>
-        </w:rPr>
-        <w:t>Part A: Operational Deployments, Role Features, Credentials &amp; Pipeline Diagnostics</w:t>
-        <w:br/>
-        <w:t>Part B: Core Architectural Blueprint &amp; Working Mechanics for Newcomers</w:t>
-      </w:r>
-    </w:p>
-    <w:tbl>
-      <w:tblPr>
-        <w:tblW w:type="auto" w:w="0"/>
-        <w:jc w:val="center"/>
-        <w:tblLayout w:type="fixed"/>
-        <w:tblLook w:firstColumn="1" w:firstRow="1" w:lastColumn="0" w:lastRow="0" w:noHBand="0" w:noVBand="1" w:val="04A0"/>
-      </w:tblPr>
-      <w:tblGrid>
-        <w:gridCol w:w="9360"/>
-      </w:tblGrid>
-      <w:tr>
-        <w:tc>
-          <w:tcPr>
-            <w:tcW w:type="dxa" w:w="9360"/>
-            <w:shd w:fill="F0F4F8"/>
-            <w:tcMar>
-              <w:top w:w="140" w:type="dxa"/>
-              <w:bottom w:w="140" w:type="dxa"/>
-              <w:left w:w="200" w:type="dxa"/>
-              <w:right w:w="200" w:type="dxa"/>
-            </w:tcMar>
-            <w:tcBorders>
-              <w:top w:val="none"/>
-              <w:left w:val="single" w:sz="24" w:space="0" w:color="1E5A96"/>
-              <w:bottom w:val="none"/>
-              <w:right w:val="none"/>
-            </w:tcBorders>
-          </w:tcPr>
-          <w:p>
-            <w:pPr>
-              <w:spacing w:after="40"/>
-            </w:pPr>
-            <w:r>
-              <w:rPr>
-                <w:b/>
-                <w:color w:val="0F2C59"/>
-                <w:sz w:val="21"/>
-              </w:rPr>
-              <w:t>📌 Executive Summary &amp; Project Health</w:t>
-              <w:br/>
-            </w:r>
-            <w:r>
-              <w:rPr>
-                <w:color w:val="282828"/>
-                <w:sz w:val="19"/>
-              </w:rPr>
-              <w:t>WealthWise is an AI-powered personal wealth planning platform built as a high-performance modular monolith (Node.js/Express REST API with a React/Vite/TypeScript Single Page Application). The system delivers unified income/expense tracking, an explainable 4-pillar algorithmic Wealth Score engine, multi-horizon financial goal conflict evaluation, macro stress-testing, and dynamic Gemini/OpenAI advisory chats. All 14 user/admin screens and 26+ backend API endpoints are implemented (~100% feature complete against functional specs).</w:t>
-            </w:r>
-          </w:p>
-        </w:tc>
-      </w:tr>
-    </w:tbl>
-    <w:p>
-      <w:pPr>
-        <w:spacing w:after="80"/>
-      </w:pPr>
-    </w:p>
-    <w:p>
-      <w:pPr>
-        <w:pStyle w:val="Heading1"/>
-        <w:keepNext/>
-        <w:spacing w:before="240" w:after="80"/>
-      </w:pPr>
-      <w:r>
-        <w:rPr>
-          <w:b/>
-          <w:color w:val="0F2C59"/>
-          <w:sz w:val="36"/>
-        </w:rPr>
-        <w:t>PART A: Project Deployments, Role Features, Credentials &amp; Pipeline Diagnostics</w:t>
+        <w:t>Part A: Project Analysis</w:t>
       </w:r>
     </w:p>
     <w:p>
       <w:pPr>
         <w:pStyle w:val="Heading2"/>
-        <w:keepNext/>
-        <w:spacing w:before="240" w:after="80"/>
       </w:pPr>
       <w:r>
-        <w:rPr>
-          <w:b/>
-          <w:color w:val="1E5A96"/>
-          <w:sz w:val="28"/>
-        </w:rPr>
-        <w:t>1. Frontend Deployment Analysis</w:t>
+        <w:t>1. Frontend Deployment</w:t>
       </w:r>
     </w:p>
     <w:p>
-      <w:pPr>
-        <w:spacing w:after="120"/>
-      </w:pPr>
       <w:r>
-        <w:t>The frontend is structured as a client-side Single Page Application (SPA) optimized for fast rendering, reactive state management, and modern responsive UI styling.</w:t>
-      </w:r>
-    </w:p>
-    <w:tbl>
-      <w:tblPr>
-        <w:tblW w:type="auto" w:w="0"/>
-        <w:jc w:val="center"/>
-        <w:tblLayout w:type="fixed"/>
-        <w:tblLook w:firstColumn="1" w:firstRow="1" w:lastColumn="0" w:lastRow="0" w:noHBand="0" w:noVBand="1" w:val="04A0"/>
-      </w:tblPr>
-      <w:tblGrid>
-        <w:gridCol w:w="4680"/>
-        <w:gridCol w:w="4680"/>
-      </w:tblGrid>
-      <w:tr>
-        <w:tc>
-          <w:tcPr>
-            <w:tcW w:type="dxa" w:w="3168"/>
-            <w:shd w:fill="1F3A60"/>
-            <w:tcMar>
-              <w:top w:w="100" w:type="dxa"/>
-              <w:bottom w:w="100" w:type="dxa"/>
-              <w:left w:w="140" w:type="dxa"/>
-              <w:right w:w="140" w:type="dxa"/>
-            </w:tcMar>
-          </w:tcPr>
-          <w:p>
-            <w:pPr>
-              <w:spacing w:after="0" w:before="0"/>
-              <w:jc w:val="left"/>
-            </w:pPr>
-            <w:r>
-              <w:rPr>
-                <w:b/>
-                <w:color w:val="FFFFFF"/>
-                <w:sz w:val="19"/>
-              </w:rPr>
-              <w:t>Deployment Parameter</w:t>
-            </w:r>
-          </w:p>
-        </w:tc>
-        <w:tc>
-          <w:tcPr>
-            <w:tcW w:type="dxa" w:w="6192"/>
-            <w:shd w:fill="1F3A60"/>
-            <w:tcMar>
-              <w:top w:w="100" w:type="dxa"/>
-              <w:bottom w:w="100" w:type="dxa"/>
-              <w:left w:w="140" w:type="dxa"/>
-              <w:right w:w="140" w:type="dxa"/>
-            </w:tcMar>
-          </w:tcPr>
-          <w:p>
-            <w:pPr>
-              <w:spacing w:after="0" w:before="0"/>
-              <w:jc w:val="left"/>
-            </w:pPr>
-            <w:r>
-              <w:rPr>
-                <w:b/>
-                <w:color w:val="FFFFFF"/>
-                <w:sz w:val="19"/>
-              </w:rPr>
-              <w:t>Technical Specification &amp; Configuration</w:t>
-            </w:r>
-          </w:p>
-        </w:tc>
-      </w:tr>
-      <w:tr>
-        <w:tc>
-          <w:tcPr>
-            <w:tcW w:type="dxa" w:w="3168"/>
-            <w:shd w:fill="FFFFFF"/>
-            <w:tcMar>
-              <w:top w:w="80" w:type="dxa"/>
-              <w:bottom w:w="80" w:type="dxa"/>
-              <w:left w:w="140" w:type="dxa"/>
-              <w:right w:w="140" w:type="dxa"/>
-            </w:tcMar>
-          </w:tcPr>
-          <w:p>
-            <w:pPr>
-              <w:spacing w:after="0" w:before="0"/>
-              <w:jc w:val="left"/>
-            </w:pPr>
-            <w:r>
-              <w:rPr>
-                <w:color w:val="1E1E1E"/>
-                <w:sz w:val="18"/>
-              </w:rPr>
-              <w:t>Framework &amp; Engine</w:t>
-            </w:r>
-          </w:p>
-        </w:tc>
-        <w:tc>
-          <w:tcPr>
-            <w:tcW w:type="dxa" w:w="6192"/>
-            <w:shd w:fill="FFFFFF"/>
-            <w:tcMar>
-              <w:top w:w="80" w:type="dxa"/>
-              <w:bottom w:w="80" w:type="dxa"/>
-              <w:left w:w="140" w:type="dxa"/>
-              <w:right w:w="140" w:type="dxa"/>
-            </w:tcMar>
-          </w:tcPr>
-          <w:p>
-            <w:pPr>
-              <w:spacing w:after="0" w:before="0"/>
-              <w:jc w:val="left"/>
-            </w:pPr>
-            <w:r>
-              <w:rPr>
-                <w:color w:val="1E1E1E"/>
-                <w:sz w:val="18"/>
-              </w:rPr>
-              <w:t>React 18, TypeScript, Vite 5.4, TailwindCSS 3.4</w:t>
-            </w:r>
-          </w:p>
-        </w:tc>
-      </w:tr>
-      <w:tr>
-        <w:tc>
-          <w:tcPr>
-            <w:tcW w:type="dxa" w:w="3168"/>
-            <w:shd w:fill="F7FAFC"/>
-            <w:tcMar>
-              <w:top w:w="80" w:type="dxa"/>
-              <w:bottom w:w="80" w:type="dxa"/>
-              <w:left w:w="140" w:type="dxa"/>
-              <w:right w:w="140" w:type="dxa"/>
-            </w:tcMar>
-          </w:tcPr>
-          <w:p>
-            <w:pPr>
-              <w:spacing w:after="0" w:before="0"/>
-              <w:jc w:val="left"/>
-            </w:pPr>
-            <w:r>
-              <w:rPr>
-                <w:color w:val="1E1E1E"/>
-                <w:sz w:val="18"/>
-              </w:rPr>
-              <w:t>Local Development URL</w:t>
-            </w:r>
-          </w:p>
-        </w:tc>
-        <w:tc>
-          <w:tcPr>
-            <w:tcW w:type="dxa" w:w="6192"/>
-            <w:shd w:fill="F7FAFC"/>
-            <w:tcMar>
-              <w:top w:w="80" w:type="dxa"/>
-              <w:bottom w:w="80" w:type="dxa"/>
-              <w:left w:w="140" w:type="dxa"/>
-              <w:right w:w="140" w:type="dxa"/>
-            </w:tcMar>
-          </w:tcPr>
-          <w:p>
-            <w:pPr>
-              <w:spacing w:after="0" w:before="0"/>
-              <w:jc w:val="left"/>
-            </w:pPr>
-            <w:r>
-              <w:rPr>
-                <w:color w:val="1E1E1E"/>
-                <w:sz w:val="18"/>
-              </w:rPr>
-              <w:t>http://localhost:5173 (via 'npm run dev' or 'npm run dev:frontend')</w:t>
-            </w:r>
-          </w:p>
-        </w:tc>
-      </w:tr>
-      <w:tr>
-        <w:tc>
-          <w:tcPr>
-            <w:tcW w:type="dxa" w:w="3168"/>
-            <w:shd w:fill="FFFFFF"/>
-            <w:tcMar>
-              <w:top w:w="80" w:type="dxa"/>
-              <w:bottom w:w="80" w:type="dxa"/>
-              <w:left w:w="140" w:type="dxa"/>
-              <w:right w:w="140" w:type="dxa"/>
-            </w:tcMar>
-          </w:tcPr>
-          <w:p>
-            <w:pPr>
-              <w:spacing w:after="0" w:before="0"/>
-              <w:jc w:val="left"/>
-            </w:pPr>
-            <w:r>
-              <w:rPr>
-                <w:color w:val="1E1E1E"/>
-                <w:sz w:val="18"/>
-              </w:rPr>
-              <w:t>Production Build Output</w:t>
-            </w:r>
-          </w:p>
-        </w:tc>
-        <w:tc>
-          <w:tcPr>
-            <w:tcW w:type="dxa" w:w="6192"/>
-            <w:shd w:fill="FFFFFF"/>
-            <w:tcMar>
-              <w:top w:w="80" w:type="dxa"/>
-              <w:bottom w:w="80" w:type="dxa"/>
-              <w:left w:w="140" w:type="dxa"/>
-              <w:right w:w="140" w:type="dxa"/>
-            </w:tcMar>
-          </w:tcPr>
-          <w:p>
-            <w:pPr>
-              <w:spacing w:after="0" w:before="0"/>
-              <w:jc w:val="left"/>
-            </w:pPr>
-            <w:r>
-              <w:rPr>
-                <w:color w:val="1E1E1E"/>
-                <w:sz w:val="18"/>
-              </w:rPr>
-              <w:t>Directory: 'frontend/dist/' generated via 'npm run build' (Vite bundle)</w:t>
-            </w:r>
-          </w:p>
-        </w:tc>
-      </w:tr>
-      <w:tr>
-        <w:tc>
-          <w:tcPr>
-            <w:tcW w:type="dxa" w:w="3168"/>
-            <w:shd w:fill="F7FAFC"/>
-            <w:tcMar>
-              <w:top w:w="80" w:type="dxa"/>
-              <w:bottom w:w="80" w:type="dxa"/>
-              <w:left w:w="140" w:type="dxa"/>
-              <w:right w:w="140" w:type="dxa"/>
-            </w:tcMar>
-          </w:tcPr>
-          <w:p>
-            <w:pPr>
-              <w:spacing w:after="0" w:before="0"/>
-              <w:jc w:val="left"/>
-            </w:pPr>
-            <w:r>
-              <w:rPr>
-                <w:color w:val="1E1E1E"/>
-                <w:sz w:val="18"/>
-              </w:rPr>
-              <w:t>Docker Containerization</w:t>
-            </w:r>
-          </w:p>
-        </w:tc>
-        <w:tc>
-          <w:tcPr>
-            <w:tcW w:type="dxa" w:w="6192"/>
-            <w:shd w:fill="F7FAFC"/>
-            <w:tcMar>
-              <w:top w:w="80" w:type="dxa"/>
-              <w:bottom w:w="80" w:type="dxa"/>
-              <w:left w:w="140" w:type="dxa"/>
-              <w:right w:w="140" w:type="dxa"/>
-            </w:tcMar>
-          </w:tcPr>
-          <w:p>
-            <w:pPr>
-              <w:spacing w:after="0" w:before="0"/>
-              <w:jc w:val="left"/>
-            </w:pPr>
-            <w:r>
-              <w:rPr>
-                <w:color w:val="1E1E1E"/>
-                <w:sz w:val="18"/>
-              </w:rPr>
-              <w:t>docker/Dockerfile.frontend (Node 20 Alpine, builds dist, exposes port 5173, runs 'npm run preview')</w:t>
-            </w:r>
-          </w:p>
-        </w:tc>
-      </w:tr>
-      <w:tr>
-        <w:tc>
-          <w:tcPr>
-            <w:tcW w:type="dxa" w:w="3168"/>
-            <w:shd w:fill="FFFFFF"/>
-            <w:tcMar>
-              <w:top w:w="80" w:type="dxa"/>
-              <w:bottom w:w="80" w:type="dxa"/>
-              <w:left w:w="140" w:type="dxa"/>
-              <w:right w:w="140" w:type="dxa"/>
-            </w:tcMar>
-          </w:tcPr>
-          <w:p>
-            <w:pPr>
-              <w:spacing w:after="0" w:before="0"/>
-              <w:jc w:val="left"/>
-            </w:pPr>
-            <w:r>
-              <w:rPr>
-                <w:color w:val="1E1E1E"/>
-                <w:sz w:val="18"/>
-              </w:rPr>
-              <w:t>Routing &amp; State Management</w:t>
-            </w:r>
-          </w:p>
-        </w:tc>
-        <w:tc>
-          <w:tcPr>
-            <w:tcW w:type="dxa" w:w="6192"/>
-            <w:shd w:fill="FFFFFF"/>
-            <w:tcMar>
-              <w:top w:w="80" w:type="dxa"/>
-              <w:bottom w:w="80" w:type="dxa"/>
-              <w:left w:w="140" w:type="dxa"/>
-              <w:right w:w="140" w:type="dxa"/>
-            </w:tcMar>
-          </w:tcPr>
-          <w:p>
-            <w:pPr>
-              <w:spacing w:after="0" w:before="0"/>
-              <w:jc w:val="left"/>
-            </w:pPr>
-            <w:r>
-              <w:rPr>
-                <w:color w:val="1E1E1E"/>
-                <w:sz w:val="18"/>
-              </w:rPr>
-              <w:t>React Router v6 declarative routing; AuthContext manages token lifecycle, user session, and role state</w:t>
-            </w:r>
-          </w:p>
-        </w:tc>
-      </w:tr>
-      <w:tr>
-        <w:tc>
-          <w:tcPr>
-            <w:tcW w:type="dxa" w:w="3168"/>
-            <w:shd w:fill="F7FAFC"/>
-            <w:tcMar>
-              <w:top w:w="80" w:type="dxa"/>
-              <w:bottom w:w="80" w:type="dxa"/>
-              <w:left w:w="140" w:type="dxa"/>
-              <w:right w:w="140" w:type="dxa"/>
-            </w:tcMar>
-          </w:tcPr>
-          <w:p>
-            <w:pPr>
-              <w:spacing w:after="0" w:before="0"/>
-              <w:jc w:val="left"/>
-            </w:pPr>
-            <w:r>
-              <w:rPr>
-                <w:color w:val="1E1E1E"/>
-                <w:sz w:val="18"/>
-              </w:rPr>
-              <w:t>Chart &amp; Visualization Stack</w:t>
-            </w:r>
-          </w:p>
-        </w:tc>
-        <w:tc>
-          <w:tcPr>
-            <w:tcW w:type="dxa" w:w="6192"/>
-            <w:shd w:fill="F7FAFC"/>
-            <w:tcMar>
-              <w:top w:w="80" w:type="dxa"/>
-              <w:bottom w:w="80" w:type="dxa"/>
-              <w:left w:w="140" w:type="dxa"/>
-              <w:right w:w="140" w:type="dxa"/>
-            </w:tcMar>
-          </w:tcPr>
-          <w:p>
-            <w:pPr>
-              <w:spacing w:after="0" w:before="0"/>
-              <w:jc w:val="left"/>
-            </w:pPr>
-            <w:r>
-              <w:rPr>
-                <w:color w:val="1E1E1E"/>
-                <w:sz w:val="18"/>
-              </w:rPr>
-              <w:t>Recharts (interactive responsive SVG line, bar, pie, and radar charts)</w:t>
-            </w:r>
-          </w:p>
-        </w:tc>
-      </w:tr>
-      <w:tr>
-        <w:tc>
-          <w:tcPr>
-            <w:tcW w:type="dxa" w:w="3168"/>
-            <w:shd w:fill="FFFFFF"/>
-            <w:tcMar>
-              <w:top w:w="80" w:type="dxa"/>
-              <w:bottom w:w="80" w:type="dxa"/>
-              <w:left w:w="140" w:type="dxa"/>
-              <w:right w:w="140" w:type="dxa"/>
-            </w:tcMar>
-          </w:tcPr>
-          <w:p>
-            <w:pPr>
-              <w:spacing w:after="0" w:before="0"/>
-              <w:jc w:val="left"/>
-            </w:pPr>
-            <w:r>
-              <w:rPr>
-                <w:color w:val="1E1E1E"/>
-                <w:sz w:val="18"/>
-              </w:rPr>
-              <w:t>Target Cloud Platforms</w:t>
-            </w:r>
-          </w:p>
-        </w:tc>
-        <w:tc>
-          <w:tcPr>
-            <w:tcW w:type="dxa" w:w="6192"/>
-            <w:shd w:fill="FFFFFF"/>
-            <w:tcMar>
-              <w:top w:w="80" w:type="dxa"/>
-              <w:bottom w:w="80" w:type="dxa"/>
-              <w:left w:w="140" w:type="dxa"/>
-              <w:right w:w="140" w:type="dxa"/>
-            </w:tcMar>
-          </w:tcPr>
-          <w:p>
-            <w:pPr>
-              <w:spacing w:after="0" w:before="0"/>
-              <w:jc w:val="left"/>
-            </w:pPr>
-            <w:r>
-              <w:rPr>
-                <w:color w:val="1E1E1E"/>
-                <w:sz w:val="18"/>
-              </w:rPr>
-              <w:t>Vercel, Netlify, Cloudflare Pages, AWS S3 + CloudFront distribution, or Railway/Render static hosting</w:t>
-            </w:r>
-          </w:p>
-        </w:tc>
-      </w:tr>
-      <w:tr>
-        <w:tc>
-          <w:tcPr>
-            <w:tcW w:type="dxa" w:w="3168"/>
-            <w:shd w:fill="F7FAFC"/>
-            <w:tcMar>
-              <w:top w:w="80" w:type="dxa"/>
-              <w:bottom w:w="80" w:type="dxa"/>
-              <w:left w:w="140" w:type="dxa"/>
-              <w:right w:w="140" w:type="dxa"/>
-            </w:tcMar>
-          </w:tcPr>
-          <w:p>
-            <w:pPr>
-              <w:spacing w:after="0" w:before="0"/>
-              <w:jc w:val="left"/>
-            </w:pPr>
-            <w:r>
-              <w:rPr>
-                <w:color w:val="1E1E1E"/>
-                <w:sz w:val="18"/>
-              </w:rPr>
-              <w:t>API Backend Connectivity</w:t>
-            </w:r>
-          </w:p>
-        </w:tc>
-        <w:tc>
-          <w:tcPr>
-            <w:tcW w:type="dxa" w:w="6192"/>
-            <w:shd w:fill="F7FAFC"/>
-            <w:tcMar>
-              <w:top w:w="80" w:type="dxa"/>
-              <w:bottom w:w="80" w:type="dxa"/>
-              <w:left w:w="140" w:type="dxa"/>
-              <w:right w:w="140" w:type="dxa"/>
-            </w:tcMar>
-          </w:tcPr>
-          <w:p>
-            <w:pPr>
-              <w:spacing w:after="0" w:before="0"/>
-              <w:jc w:val="left"/>
-            </w:pPr>
-            <w:r>
-              <w:rPr>
-                <w:color w:val="1E1E1E"/>
-                <w:sz w:val="18"/>
-              </w:rPr>
-              <w:t>Configured via VITE_API_URL pointing to Express API (defaults to http://localhost:3100/api/v1)</w:t>
-            </w:r>
-          </w:p>
-        </w:tc>
-      </w:tr>
-    </w:tbl>
-    <w:p>
-      <w:pPr>
-        <w:spacing w:after="80"/>
-      </w:pPr>
-    </w:p>
-    <w:p>
-      <w:pPr>
-        <w:pStyle w:val="Heading2"/>
-        <w:keepNext/>
-        <w:spacing w:before="240" w:after="80"/>
-      </w:pPr>
-      <w:r>
-        <w:rPr>
-          <w:b/>
-          <w:color w:val="1E5A96"/>
-          <w:sz w:val="28"/>
-        </w:rPr>
-        <w:t>2. Backend Deployment Analysis</w:t>
-      </w:r>
-    </w:p>
-    <w:p>
-      <w:pPr>
-        <w:spacing w:after="120"/>
-      </w:pPr>
-      <w:r>
-        <w:t>The backend is architected as an Express.js modular monolith providing RESTful API services, JWT token lifecycle management, database transactions, background cron jobs, and AI provider integrations.</w:t>
-      </w:r>
-    </w:p>
-    <w:tbl>
-      <w:tblPr>
-        <w:tblW w:type="auto" w:w="0"/>
-        <w:jc w:val="center"/>
-        <w:tblLayout w:type="fixed"/>
-        <w:tblLook w:firstColumn="1" w:firstRow="1" w:lastColumn="0" w:lastRow="0" w:noHBand="0" w:noVBand="1" w:val="04A0"/>
-      </w:tblPr>
-      <w:tblGrid>
-        <w:gridCol w:w="4680"/>
-        <w:gridCol w:w="4680"/>
-      </w:tblGrid>
-      <w:tr>
-        <w:tc>
-          <w:tcPr>
-            <w:tcW w:type="dxa" w:w="3168"/>
-            <w:shd w:fill="1F3A60"/>
-            <w:tcMar>
-              <w:top w:w="100" w:type="dxa"/>
-              <w:bottom w:w="100" w:type="dxa"/>
-              <w:left w:w="140" w:type="dxa"/>
-              <w:right w:w="140" w:type="dxa"/>
-            </w:tcMar>
-          </w:tcPr>
-          <w:p>
-            <w:pPr>
-              <w:spacing w:after="0" w:before="0"/>
-              <w:jc w:val="left"/>
-            </w:pPr>
-            <w:r>
-              <w:rPr>
-                <w:b/>
-                <w:color w:val="FFFFFF"/>
-                <w:sz w:val="19"/>
-              </w:rPr>
-              <w:t>Backend Parameter</w:t>
-            </w:r>
-          </w:p>
-        </w:tc>
-        <w:tc>
-          <w:tcPr>
-            <w:tcW w:type="dxa" w:w="6192"/>
-            <w:shd w:fill="1F3A60"/>
-            <w:tcMar>
-              <w:top w:w="100" w:type="dxa"/>
-              <w:bottom w:w="100" w:type="dxa"/>
-              <w:left w:w="140" w:type="dxa"/>
-              <w:right w:w="140" w:type="dxa"/>
-            </w:tcMar>
-          </w:tcPr>
-          <w:p>
-            <w:pPr>
-              <w:spacing w:after="0" w:before="0"/>
-              <w:jc w:val="left"/>
-            </w:pPr>
-            <w:r>
-              <w:rPr>
-                <w:b/>
-                <w:color w:val="FFFFFF"/>
-                <w:sz w:val="19"/>
-              </w:rPr>
-              <w:t>Technical Specification &amp; Configuration</w:t>
-            </w:r>
-          </w:p>
-        </w:tc>
-      </w:tr>
-      <w:tr>
-        <w:tc>
-          <w:tcPr>
-            <w:tcW w:type="dxa" w:w="3168"/>
-            <w:shd w:fill="FFFFFF"/>
-            <w:tcMar>
-              <w:top w:w="80" w:type="dxa"/>
-              <w:bottom w:w="80" w:type="dxa"/>
-              <w:left w:w="140" w:type="dxa"/>
-              <w:right w:w="140" w:type="dxa"/>
-            </w:tcMar>
-          </w:tcPr>
-          <w:p>
-            <w:pPr>
-              <w:spacing w:after="0" w:before="0"/>
-              <w:jc w:val="left"/>
-            </w:pPr>
-            <w:r>
-              <w:rPr>
-                <w:color w:val="1E1E1E"/>
-                <w:sz w:val="18"/>
-              </w:rPr>
-              <w:t>Runtime &amp; Framework</w:t>
-            </w:r>
-          </w:p>
-        </w:tc>
-        <w:tc>
-          <w:tcPr>
-            <w:tcW w:type="dxa" w:w="6192"/>
-            <w:shd w:fill="FFFFFF"/>
-            <w:tcMar>
-              <w:top w:w="80" w:type="dxa"/>
-              <w:bottom w:w="80" w:type="dxa"/>
-              <w:left w:w="140" w:type="dxa"/>
-              <w:right w:w="140" w:type="dxa"/>
-            </w:tcMar>
-          </w:tcPr>
-          <w:p>
-            <w:pPr>
-              <w:spacing w:after="0" w:before="0"/>
-              <w:jc w:val="left"/>
-            </w:pPr>
-            <w:r>
-              <w:rPr>
-                <w:color w:val="1E1E1E"/>
-                <w:sz w:val="18"/>
-              </w:rPr>
-              <w:t>Node.js (v20+ / v24 tested), Express 4.19, CommonJS</w:t>
-            </w:r>
-          </w:p>
-        </w:tc>
-      </w:tr>
-      <w:tr>
-        <w:tc>
-          <w:tcPr>
-            <w:tcW w:type="dxa" w:w="3168"/>
-            <w:shd w:fill="F7FAFC"/>
-            <w:tcMar>
-              <w:top w:w="80" w:type="dxa"/>
-              <w:bottom w:w="80" w:type="dxa"/>
-              <w:left w:w="140" w:type="dxa"/>
-              <w:right w:w="140" w:type="dxa"/>
-            </w:tcMar>
-          </w:tcPr>
-          <w:p>
-            <w:pPr>
-              <w:spacing w:after="0" w:before="0"/>
-              <w:jc w:val="left"/>
-            </w:pPr>
-            <w:r>
-              <w:rPr>
-                <w:color w:val="1E1E1E"/>
-                <w:sz w:val="18"/>
-              </w:rPr>
-              <w:t>Service Port &amp; Endpoints</w:t>
-            </w:r>
-          </w:p>
-        </w:tc>
-        <w:tc>
-          <w:tcPr>
-            <w:tcW w:type="dxa" w:w="6192"/>
-            <w:shd w:fill="F7FAFC"/>
-            <w:tcMar>
-              <w:top w:w="80" w:type="dxa"/>
-              <w:bottom w:w="80" w:type="dxa"/>
-              <w:left w:w="140" w:type="dxa"/>
-              <w:right w:w="140" w:type="dxa"/>
-            </w:tcMar>
-          </w:tcPr>
-          <w:p>
-            <w:pPr>
-              <w:spacing w:after="0" w:before="0"/>
-              <w:jc w:val="left"/>
-            </w:pPr>
-            <w:r>
-              <w:rPr>
-                <w:color w:val="1E1E1E"/>
-                <w:sz w:val="18"/>
-              </w:rPr>
-              <w:t>PORT=3100; REST base URL: http://localhost:3100/api/v1; Health check: /health</w:t>
-            </w:r>
-          </w:p>
-        </w:tc>
-      </w:tr>
-      <w:tr>
-        <w:tc>
-          <w:tcPr>
-            <w:tcW w:type="dxa" w:w="3168"/>
-            <w:shd w:fill="FFFFFF"/>
-            <w:tcMar>
-              <w:top w:w="80" w:type="dxa"/>
-              <w:bottom w:w="80" w:type="dxa"/>
-              <w:left w:w="140" w:type="dxa"/>
-              <w:right w:w="140" w:type="dxa"/>
-            </w:tcMar>
-          </w:tcPr>
-          <w:p>
-            <w:pPr>
-              <w:spacing w:after="0" w:before="0"/>
-              <w:jc w:val="left"/>
-            </w:pPr>
-            <w:r>
-              <w:rPr>
-                <w:color w:val="1E1E1E"/>
-                <w:sz w:val="18"/>
-              </w:rPr>
-              <w:t>Database Engine</w:t>
-            </w:r>
-          </w:p>
-        </w:tc>
-        <w:tc>
-          <w:tcPr>
-            <w:tcW w:type="dxa" w:w="6192"/>
-            <w:shd w:fill="FFFFFF"/>
-            <w:tcMar>
-              <w:top w:w="80" w:type="dxa"/>
-              <w:bottom w:w="80" w:type="dxa"/>
-              <w:left w:w="140" w:type="dxa"/>
-              <w:right w:w="140" w:type="dxa"/>
-            </w:tcMar>
-          </w:tcPr>
-          <w:p>
-            <w:pPr>
-              <w:spacing w:after="0" w:before="0"/>
-              <w:jc w:val="left"/>
-            </w:pPr>
-            <w:r>
-              <w:rPr>
-                <w:color w:val="1E1E1E"/>
-                <w:sz w:val="18"/>
-              </w:rPr>
-              <w:t>PostgreSQL (PostgreSQL 18 locally installed at D:\postgre; or managed Supabase PostgreSQL instance)</w:t>
-            </w:r>
-          </w:p>
-        </w:tc>
-      </w:tr>
-      <w:tr>
-        <w:tc>
-          <w:tcPr>
-            <w:tcW w:type="dxa" w:w="3168"/>
-            <w:shd w:fill="F7FAFC"/>
-            <w:tcMar>
-              <w:top w:w="80" w:type="dxa"/>
-              <w:bottom w:w="80" w:type="dxa"/>
-              <w:left w:w="140" w:type="dxa"/>
-              <w:right w:w="140" w:type="dxa"/>
-            </w:tcMar>
-          </w:tcPr>
-          <w:p>
-            <w:pPr>
-              <w:spacing w:after="0" w:before="0"/>
-              <w:jc w:val="left"/>
-            </w:pPr>
-            <w:r>
-              <w:rPr>
-                <w:color w:val="1E1E1E"/>
-                <w:sz w:val="18"/>
-              </w:rPr>
-              <w:t>Connection Pooler</w:t>
-            </w:r>
-          </w:p>
-        </w:tc>
-        <w:tc>
-          <w:tcPr>
-            <w:tcW w:type="dxa" w:w="6192"/>
-            <w:shd w:fill="F7FAFC"/>
-            <w:tcMar>
-              <w:top w:w="80" w:type="dxa"/>
-              <w:bottom w:w="80" w:type="dxa"/>
-              <w:left w:w="140" w:type="dxa"/>
-              <w:right w:w="140" w:type="dxa"/>
-            </w:tcMar>
-          </w:tcPr>
-          <w:p>
-            <w:pPr>
-              <w:spacing w:after="0" w:before="0"/>
-              <w:jc w:val="left"/>
-            </w:pPr>
-            <w:r>
-              <w:rPr>
-                <w:color w:val="1E1E1E"/>
-                <w:sz w:val="18"/>
-              </w:rPr>
-              <w:t>node-postgres ('pg' Pool) with 10 max connections, 30s idle timeout, 15s connection timeout</w:t>
-            </w:r>
-          </w:p>
-        </w:tc>
-      </w:tr>
-      <w:tr>
-        <w:tc>
-          <w:tcPr>
-            <w:tcW w:type="dxa" w:w="3168"/>
-            <w:shd w:fill="FFFFFF"/>
-            <w:tcMar>
-              <w:top w:w="80" w:type="dxa"/>
-              <w:bottom w:w="80" w:type="dxa"/>
-              <w:left w:w="140" w:type="dxa"/>
-              <w:right w:w="140" w:type="dxa"/>
-            </w:tcMar>
-          </w:tcPr>
-          <w:p>
-            <w:pPr>
-              <w:spacing w:after="0" w:before="0"/>
-              <w:jc w:val="left"/>
-            </w:pPr>
-            <w:r>
-              <w:rPr>
-                <w:color w:val="1E1E1E"/>
-                <w:sz w:val="18"/>
-              </w:rPr>
-              <w:t>Redis Cache &amp; Blacklist</w:t>
-            </w:r>
-          </w:p>
-        </w:tc>
-        <w:tc>
-          <w:tcPr>
-            <w:tcW w:type="dxa" w:w="6192"/>
-            <w:shd w:fill="FFFFFF"/>
-            <w:tcMar>
-              <w:top w:w="80" w:type="dxa"/>
-              <w:bottom w:w="80" w:type="dxa"/>
-              <w:left w:w="140" w:type="dxa"/>
-              <w:right w:w="140" w:type="dxa"/>
-            </w:tcMar>
-          </w:tcPr>
-          <w:p>
-            <w:pPr>
-              <w:spacing w:after="0" w:before="0"/>
-              <w:jc w:val="left"/>
-            </w:pPr>
-            <w:r>
-              <w:rPr>
-                <w:color w:val="1E1E1E"/>
-                <w:sz w:val="18"/>
-              </w:rPr>
-              <w:t>Redis 7 (redis://localhost:6379) for caching wealth scores, dashboard metrics, and revoked JWT tokens</w:t>
-            </w:r>
-          </w:p>
-        </w:tc>
-      </w:tr>
-      <w:tr>
-        <w:tc>
-          <w:tcPr>
-            <w:tcW w:type="dxa" w:w="3168"/>
-            <w:shd w:fill="F7FAFC"/>
-            <w:tcMar>
-              <w:top w:w="80" w:type="dxa"/>
-              <w:bottom w:w="80" w:type="dxa"/>
-              <w:left w:w="140" w:type="dxa"/>
-              <w:right w:w="140" w:type="dxa"/>
-            </w:tcMar>
-          </w:tcPr>
-          <w:p>
-            <w:pPr>
-              <w:spacing w:after="0" w:before="0"/>
-              <w:jc w:val="left"/>
-            </w:pPr>
-            <w:r>
-              <w:rPr>
-                <w:color w:val="1E1E1E"/>
-                <w:sz w:val="18"/>
-              </w:rPr>
-              <w:t>AI Provider Layer</w:t>
-            </w:r>
-          </w:p>
-        </w:tc>
-        <w:tc>
-          <w:tcPr>
-            <w:tcW w:type="dxa" w:w="6192"/>
-            <w:shd w:fill="F7FAFC"/>
-            <w:tcMar>
-              <w:top w:w="80" w:type="dxa"/>
-              <w:bottom w:w="80" w:type="dxa"/>
-              <w:left w:w="140" w:type="dxa"/>
-              <w:right w:w="140" w:type="dxa"/>
-            </w:tcMar>
-          </w:tcPr>
-          <w:p>
-            <w:pPr>
-              <w:spacing w:after="0" w:before="0"/>
-              <w:jc w:val="left"/>
-            </w:pPr>
-            <w:r>
-              <w:rPr>
-                <w:color w:val="1E1E1E"/>
-                <w:sz w:val="18"/>
-              </w:rPr>
-              <w:t>Hot-swappable AI adapter (backend/src/config/ai-provider.js) supporting Google Gemini (gemini-1.5-flash) and OpenAI (gpt-4o)</w:t>
-            </w:r>
-          </w:p>
-        </w:tc>
-      </w:tr>
-      <w:tr>
-        <w:tc>
-          <w:tcPr>
-            <w:tcW w:type="dxa" w:w="3168"/>
-            <w:shd w:fill="FFFFFF"/>
-            <w:tcMar>
-              <w:top w:w="80" w:type="dxa"/>
-              <w:bottom w:w="80" w:type="dxa"/>
-              <w:left w:w="140" w:type="dxa"/>
-              <w:right w:w="140" w:type="dxa"/>
-            </w:tcMar>
-          </w:tcPr>
-          <w:p>
-            <w:pPr>
-              <w:spacing w:after="0" w:before="0"/>
-              <w:jc w:val="left"/>
-            </w:pPr>
-            <w:r>
-              <w:rPr>
-                <w:color w:val="1E1E1E"/>
-                <w:sz w:val="18"/>
-              </w:rPr>
-              <w:t>Background Jobs</w:t>
-            </w:r>
-          </w:p>
-        </w:tc>
-        <w:tc>
-          <w:tcPr>
-            <w:tcW w:type="dxa" w:w="6192"/>
-            <w:shd w:fill="FFFFFF"/>
-            <w:tcMar>
-              <w:top w:w="80" w:type="dxa"/>
-              <w:bottom w:w="80" w:type="dxa"/>
-              <w:left w:w="140" w:type="dxa"/>
-              <w:right w:w="140" w:type="dxa"/>
-            </w:tcMar>
-          </w:tcPr>
-          <w:p>
-            <w:pPr>
-              <w:spacing w:after="0" w:before="0"/>
-              <w:jc w:val="left"/>
-            </w:pPr>
-            <w:r>
-              <w:rPr>
-                <w:color w:val="1E1E1E"/>
-                <w:sz w:val="18"/>
-              </w:rPr>
-              <w:t>node-cron scheduling automated nightly wealth score recalculations (backend/src/jobs/recalculate.job.js)</w:t>
-            </w:r>
-          </w:p>
-        </w:tc>
-      </w:tr>
-      <w:tr>
-        <w:tc>
-          <w:tcPr>
-            <w:tcW w:type="dxa" w:w="3168"/>
-            <w:shd w:fill="F7FAFC"/>
-            <w:tcMar>
-              <w:top w:w="80" w:type="dxa"/>
-              <w:bottom w:w="80" w:type="dxa"/>
-              <w:left w:w="140" w:type="dxa"/>
-              <w:right w:w="140" w:type="dxa"/>
-            </w:tcMar>
-          </w:tcPr>
-          <w:p>
-            <w:pPr>
-              <w:spacing w:after="0" w:before="0"/>
-              <w:jc w:val="left"/>
-            </w:pPr>
-            <w:r>
-              <w:rPr>
-                <w:color w:val="1E1E1E"/>
-                <w:sz w:val="18"/>
-              </w:rPr>
-              <w:t>Docker Deployment</w:t>
-            </w:r>
-          </w:p>
-        </w:tc>
-        <w:tc>
-          <w:tcPr>
-            <w:tcW w:type="dxa" w:w="6192"/>
-            <w:shd w:fill="F7FAFC"/>
-            <w:tcMar>
-              <w:top w:w="80" w:type="dxa"/>
-              <w:bottom w:w="80" w:type="dxa"/>
-              <w:left w:w="140" w:type="dxa"/>
-              <w:right w:w="140" w:type="dxa"/>
-            </w:tcMar>
-          </w:tcPr>
-          <w:p>
-            <w:pPr>
-              <w:spacing w:after="0" w:before="0"/>
-              <w:jc w:val="left"/>
-            </w:pPr>
-            <w:r>
-              <w:rPr>
-                <w:color w:val="1E1E1E"/>
-                <w:sz w:val="18"/>
-              </w:rPr>
-              <w:t>docker/Dockerfile.api (Node 20 Alpine, multi-stage build, starts server via 'npm start')</w:t>
-            </w:r>
-          </w:p>
-        </w:tc>
-      </w:tr>
-      <w:tr>
-        <w:tc>
-          <w:tcPr>
-            <w:tcW w:type="dxa" w:w="3168"/>
-            <w:shd w:fill="FFFFFF"/>
-            <w:tcMar>
-              <w:top w:w="80" w:type="dxa"/>
-              <w:bottom w:w="80" w:type="dxa"/>
-              <w:left w:w="140" w:type="dxa"/>
-              <w:right w:w="140" w:type="dxa"/>
-            </w:tcMar>
-          </w:tcPr>
-          <w:p>
-            <w:pPr>
-              <w:spacing w:after="0" w:before="0"/>
-              <w:jc w:val="left"/>
-            </w:pPr>
-            <w:r>
-              <w:rPr>
-                <w:color w:val="1E1E1E"/>
-                <w:sz w:val="18"/>
-              </w:rPr>
-              <w:t>Target Cloud Platforms</w:t>
-            </w:r>
-          </w:p>
-        </w:tc>
-        <w:tc>
-          <w:tcPr>
-            <w:tcW w:type="dxa" w:w="6192"/>
-            <w:shd w:fill="FFFFFF"/>
-            <w:tcMar>
-              <w:top w:w="80" w:type="dxa"/>
-              <w:bottom w:w="80" w:type="dxa"/>
-              <w:left w:w="140" w:type="dxa"/>
-              <w:right w:w="140" w:type="dxa"/>
-            </w:tcMar>
-          </w:tcPr>
-          <w:p>
-            <w:pPr>
-              <w:spacing w:after="0" w:before="0"/>
-              <w:jc w:val="left"/>
-            </w:pPr>
-            <w:r>
-              <w:rPr>
-                <w:color w:val="1E1E1E"/>
-                <w:sz w:val="18"/>
-              </w:rPr>
-              <w:t>Railway, Render, AWS ECS/Fargate, Fly.io, DigitalOcean App Platform, or GCP Cloud Run</w:t>
-            </w:r>
-          </w:p>
-        </w:tc>
-      </w:tr>
-    </w:tbl>
-    <w:p>
-      <w:pPr>
-        <w:spacing w:after="80"/>
-      </w:pPr>
-    </w:p>
-    <w:p>
-      <w:pPr>
-        <w:pStyle w:val="Heading2"/>
-        <w:keepNext/>
-        <w:spacing w:before="240" w:after="80"/>
-      </w:pPr>
-      <w:r>
-        <w:rPr>
-          <w:b/>
-          <w:color w:val="1E5A96"/>
-          <w:sz w:val="28"/>
-        </w:rPr>
-        <w:t>3. Main Features by Role &amp; Default Credentials</w:t>
-      </w:r>
-    </w:p>
-    <w:tbl>
-      <w:tblPr>
-        <w:tblW w:type="auto" w:w="0"/>
-        <w:jc w:val="center"/>
-        <w:tblLayout w:type="fixed"/>
-        <w:tblLook w:firstColumn="1" w:firstRow="1" w:lastColumn="0" w:lastRow="0" w:noHBand="0" w:noVBand="1" w:val="04A0"/>
-      </w:tblPr>
-      <w:tblGrid>
-        <w:gridCol w:w="9360"/>
-      </w:tblGrid>
-      <w:tr>
-        <w:tc>
-          <w:tcPr>
-            <w:tcW w:type="dxa" w:w="9360"/>
-            <w:shd w:fill="F0F4F8"/>
-            <w:tcMar>
-              <w:top w:w="140" w:type="dxa"/>
-              <w:bottom w:w="140" w:type="dxa"/>
-              <w:left w:w="200" w:type="dxa"/>
-              <w:right w:w="200" w:type="dxa"/>
-            </w:tcMar>
-            <w:tcBorders>
-              <w:top w:val="none"/>
-              <w:left w:val="single" w:sz="24" w:space="0" w:color="1E5A96"/>
-              <w:bottom w:val="none"/>
-              <w:right w:val="none"/>
-            </w:tcBorders>
-          </w:tcPr>
-          <w:p>
-            <w:pPr>
-              <w:spacing w:after="40"/>
-            </w:pPr>
-            <w:r>
-              <w:rPr>
-                <w:b/>
-                <w:color w:val="0F2C59"/>
-                <w:sz w:val="21"/>
-              </w:rPr>
-              <w:t>📌 System Access Credentials (Local &amp; Staging Environment)</w:t>
-              <w:br/>
-            </w:r>
-            <w:r>
-              <w:rPr>
-                <w:color w:val="282828"/>
-                <w:sz w:val="19"/>
-              </w:rPr>
-              <w:t>The system includes seeded accounts with encrypted passwords (via bcrypt, 10 rounds). Ensure the PostgreSQL server is running before logging in:</w:t>
-              <w:br/>
-              <w:br/>
-              <w:t>• REGULAR USER ROLE:</w:t>
-              <w:br/>
-              <w:t xml:space="preserve">   - Email: user@wealthwise.demo</w:t>
-              <w:br/>
-              <w:t xml:space="preserve">   - Password: WealthWise@123</w:t>
-              <w:br/>
-              <w:t xml:space="preserve">   - Name: Rahul Sharma (Demo User)</w:t>
-              <w:br/>
-              <w:br/>
-              <w:t>• PLATFORM ADMIN ROLE:</w:t>
-              <w:br/>
-              <w:t xml:space="preserve">   - Email: admin@wealthwise.demo</w:t>
-              <w:br/>
-              <w:t xml:space="preserve">   - Password: WealthWise@123</w:t>
-              <w:br/>
-              <w:t xml:space="preserve">   - Name: Admin User</w:t>
-            </w:r>
-          </w:p>
-        </w:tc>
-      </w:tr>
-    </w:tbl>
-    <w:p>
-      <w:pPr>
-        <w:spacing w:after="80"/>
-      </w:pPr>
-    </w:p>
-    <w:p>
-      <w:pPr>
-        <w:spacing w:after="80"/>
-      </w:pPr>
-      <w:r>
-        <w:t>Comprehensive breakdown of page-by-page and role-specific capabilities:</w:t>
-      </w:r>
-    </w:p>
-    <w:tbl>
-      <w:tblPr>
-        <w:tblW w:type="auto" w:w="0"/>
-        <w:jc w:val="center"/>
-        <w:tblLayout w:type="fixed"/>
-        <w:tblLook w:firstColumn="1" w:firstRow="1" w:lastColumn="0" w:lastRow="0" w:noHBand="0" w:noVBand="1" w:val="04A0"/>
-      </w:tblPr>
-      <w:tblGrid>
-        <w:gridCol w:w="2340"/>
-        <w:gridCol w:w="2340"/>
-        <w:gridCol w:w="2340"/>
-        <w:gridCol w:w="2340"/>
-      </w:tblGrid>
-      <w:tr>
-        <w:tc>
-          <w:tcPr>
-            <w:tcW w:type="dxa" w:w="1440"/>
-            <w:shd w:fill="1F3A60"/>
-            <w:tcMar>
-              <w:top w:w="100" w:type="dxa"/>
-              <w:bottom w:w="100" w:type="dxa"/>
-              <w:left w:w="140" w:type="dxa"/>
-              <w:right w:w="140" w:type="dxa"/>
-            </w:tcMar>
-          </w:tcPr>
-          <w:p>
-            <w:pPr>
-              <w:spacing w:after="0" w:before="0"/>
-              <w:jc w:val="left"/>
-            </w:pPr>
-            <w:r>
-              <w:rPr>
-                <w:b/>
-                <w:color w:val="FFFFFF"/>
-                <w:sz w:val="19"/>
-              </w:rPr>
-              <w:t>Role</w:t>
-            </w:r>
-          </w:p>
-        </w:tc>
-        <w:tc>
-          <w:tcPr>
-            <w:tcW w:type="dxa" w:w="2448"/>
-            <w:shd w:fill="1F3A60"/>
-            <w:tcMar>
-              <w:top w:w="100" w:type="dxa"/>
-              <w:bottom w:w="100" w:type="dxa"/>
-              <w:left w:w="140" w:type="dxa"/>
-              <w:right w:w="140" w:type="dxa"/>
-            </w:tcMar>
-          </w:tcPr>
-          <w:p>
-            <w:pPr>
-              <w:spacing w:after="0" w:before="0"/>
-              <w:jc w:val="left"/>
-            </w:pPr>
-            <w:r>
-              <w:rPr>
-                <w:b/>
-                <w:color w:val="FFFFFF"/>
-                <w:sz w:val="19"/>
-              </w:rPr>
-              <w:t>Page / Module</w:t>
-            </w:r>
-          </w:p>
-        </w:tc>
-        <w:tc>
-          <w:tcPr>
-            <w:tcW w:type="dxa" w:w="3312"/>
-            <w:shd w:fill="1F3A60"/>
-            <w:tcMar>
-              <w:top w:w="100" w:type="dxa"/>
-              <w:bottom w:w="100" w:type="dxa"/>
-              <w:left w:w="140" w:type="dxa"/>
-              <w:right w:w="140" w:type="dxa"/>
-            </w:tcMar>
-          </w:tcPr>
-          <w:p>
-            <w:pPr>
-              <w:spacing w:after="0" w:before="0"/>
-              <w:jc w:val="left"/>
-            </w:pPr>
-            <w:r>
-              <w:rPr>
-                <w:b/>
-                <w:color w:val="FFFFFF"/>
-                <w:sz w:val="19"/>
-              </w:rPr>
-              <w:t>Core Features &amp; Business Logic</w:t>
-            </w:r>
-          </w:p>
-        </w:tc>
-        <w:tc>
-          <w:tcPr>
-            <w:tcW w:type="dxa" w:w="2160"/>
-            <w:shd w:fill="1F3A60"/>
-            <w:tcMar>
-              <w:top w:w="100" w:type="dxa"/>
-              <w:bottom w:w="100" w:type="dxa"/>
-              <w:left w:w="140" w:type="dxa"/>
-              <w:right w:w="140" w:type="dxa"/>
-            </w:tcMar>
-          </w:tcPr>
-          <w:p>
-            <w:pPr>
-              <w:spacing w:after="0" w:before="0"/>
-              <w:jc w:val="left"/>
-            </w:pPr>
-            <w:r>
-              <w:rPr>
-                <w:b/>
-                <w:color w:val="FFFFFF"/>
-                <w:sz w:val="19"/>
-              </w:rPr>
-              <w:t>Underlying APIs</w:t>
-            </w:r>
-          </w:p>
-        </w:tc>
-      </w:tr>
-      <w:tr>
-        <w:tc>
-          <w:tcPr>
-            <w:tcW w:type="dxa" w:w="1440"/>
-            <w:shd w:fill="FFFFFF"/>
-            <w:tcMar>
-              <w:top w:w="80" w:type="dxa"/>
-              <w:bottom w:w="80" w:type="dxa"/>
-              <w:left w:w="140" w:type="dxa"/>
-              <w:right w:w="140" w:type="dxa"/>
-            </w:tcMar>
-          </w:tcPr>
-          <w:p>
-            <w:pPr>
-              <w:spacing w:after="0" w:before="0"/>
-              <w:jc w:val="left"/>
-            </w:pPr>
-            <w:r>
-              <w:rPr>
-                <w:color w:val="1E1E1E"/>
-                <w:sz w:val="18"/>
-              </w:rPr>
-              <w:t>USER</w:t>
-            </w:r>
-          </w:p>
-        </w:tc>
-        <w:tc>
-          <w:tcPr>
-            <w:tcW w:type="dxa" w:w="2448"/>
-            <w:shd w:fill="FFFFFF"/>
-            <w:tcMar>
-              <w:top w:w="80" w:type="dxa"/>
-              <w:bottom w:w="80" w:type="dxa"/>
-              <w:left w:w="140" w:type="dxa"/>
-              <w:right w:w="140" w:type="dxa"/>
-            </w:tcMar>
-          </w:tcPr>
-          <w:p>
-            <w:pPr>
-              <w:spacing w:after="0" w:before="0"/>
-              <w:jc w:val="left"/>
-            </w:pPr>
-            <w:r>
-              <w:rPr>
-                <w:color w:val="1E1E1E"/>
-                <w:sz w:val="18"/>
-              </w:rPr>
-              <w:t>Dashboard (/app/dashboard)</w:t>
-            </w:r>
-          </w:p>
-        </w:tc>
-        <w:tc>
-          <w:tcPr>
-            <w:tcW w:type="dxa" w:w="3312"/>
-            <w:shd w:fill="FFFFFF"/>
-            <w:tcMar>
-              <w:top w:w="80" w:type="dxa"/>
-              <w:bottom w:w="80" w:type="dxa"/>
-              <w:left w:w="140" w:type="dxa"/>
-              <w:right w:w="140" w:type="dxa"/>
-            </w:tcMar>
-          </w:tcPr>
-          <w:p>
-            <w:pPr>
-              <w:spacing w:after="0" w:before="0"/>
-              <w:jc w:val="left"/>
-            </w:pPr>
-            <w:r>
-              <w:rPr>
-                <w:color w:val="1E1E1E"/>
-                <w:sz w:val="18"/>
-              </w:rPr>
-              <w:t>Net worth card, liquid runway, monthly savings rate, cashflow trends, asset allocation charts.</w:t>
-            </w:r>
-          </w:p>
-        </w:tc>
-        <w:tc>
-          <w:tcPr>
-            <w:tcW w:type="dxa" w:w="2160"/>
-            <w:shd w:fill="FFFFFF"/>
-            <w:tcMar>
-              <w:top w:w="80" w:type="dxa"/>
-              <w:bottom w:w="80" w:type="dxa"/>
-              <w:left w:w="140" w:type="dxa"/>
-              <w:right w:w="140" w:type="dxa"/>
-            </w:tcMar>
-          </w:tcPr>
-          <w:p>
-            <w:pPr>
-              <w:spacing w:after="0" w:before="0"/>
-              <w:jc w:val="left"/>
-            </w:pPr>
-            <w:r>
-              <w:rPr>
-                <w:color w:val="1E1E1E"/>
-                <w:sz w:val="18"/>
-              </w:rPr>
-              <w:t>GET /dashboard/summary</w:t>
-              <w:br/>
-              <w:t>GET /dashboard/trends</w:t>
-            </w:r>
-          </w:p>
-        </w:tc>
-      </w:tr>
-      <w:tr>
-        <w:tc>
-          <w:tcPr>
-            <w:tcW w:type="dxa" w:w="1440"/>
-            <w:shd w:fill="F7FAFC"/>
-            <w:tcMar>
-              <w:top w:w="80" w:type="dxa"/>
-              <w:bottom w:w="80" w:type="dxa"/>
-              <w:left w:w="140" w:type="dxa"/>
-              <w:right w:w="140" w:type="dxa"/>
-            </w:tcMar>
-          </w:tcPr>
-          <w:p>
-            <w:pPr>
-              <w:spacing w:after="0" w:before="0"/>
-              <w:jc w:val="left"/>
-            </w:pPr>
-            <w:r>
-              <w:rPr>
-                <w:color w:val="1E1E1E"/>
-                <w:sz w:val="18"/>
-              </w:rPr>
-              <w:t>USER</w:t>
-            </w:r>
-          </w:p>
-        </w:tc>
-        <w:tc>
-          <w:tcPr>
-            <w:tcW w:type="dxa" w:w="2448"/>
-            <w:shd w:fill="F7FAFC"/>
-            <w:tcMar>
-              <w:top w:w="80" w:type="dxa"/>
-              <w:bottom w:w="80" w:type="dxa"/>
-              <w:left w:w="140" w:type="dxa"/>
-              <w:right w:w="140" w:type="dxa"/>
-            </w:tcMar>
-          </w:tcPr>
-          <w:p>
-            <w:pPr>
-              <w:spacing w:after="0" w:before="0"/>
-              <w:jc w:val="left"/>
-            </w:pPr>
-            <w:r>
-              <w:rPr>
-                <w:color w:val="1E1E1E"/>
-                <w:sz w:val="18"/>
-              </w:rPr>
-              <w:t>Finances (/app/finances)</w:t>
-            </w:r>
-          </w:p>
-        </w:tc>
-        <w:tc>
-          <w:tcPr>
-            <w:tcW w:type="dxa" w:w="3312"/>
-            <w:shd w:fill="F7FAFC"/>
-            <w:tcMar>
-              <w:top w:w="80" w:type="dxa"/>
-              <w:bottom w:w="80" w:type="dxa"/>
-              <w:left w:w="140" w:type="dxa"/>
-              <w:right w:w="140" w:type="dxa"/>
-            </w:tcMar>
-          </w:tcPr>
-          <w:p>
-            <w:pPr>
-              <w:spacing w:after="0" w:before="0"/>
-              <w:jc w:val="left"/>
-            </w:pPr>
-            <w:r>
-              <w:rPr>
-                <w:color w:val="1E1E1E"/>
-                <w:sz w:val="18"/>
-              </w:rPr>
-              <w:t>CRUD management for monthly incomes, fixed/discretionary expenses, assets, and liabilities/loans.</w:t>
-            </w:r>
-          </w:p>
-        </w:tc>
-        <w:tc>
-          <w:tcPr>
-            <w:tcW w:type="dxa" w:w="2160"/>
-            <w:shd w:fill="F7FAFC"/>
-            <w:tcMar>
-              <w:top w:w="80" w:type="dxa"/>
-              <w:bottom w:w="80" w:type="dxa"/>
-              <w:left w:w="140" w:type="dxa"/>
-              <w:right w:w="140" w:type="dxa"/>
-            </w:tcMar>
-          </w:tcPr>
-          <w:p>
-            <w:pPr>
-              <w:spacing w:after="0" w:before="0"/>
-              <w:jc w:val="left"/>
-            </w:pPr>
-            <w:r>
-              <w:rPr>
-                <w:color w:val="1E1E1E"/>
-                <w:sz w:val="18"/>
-              </w:rPr>
-              <w:t>GET/POST/PUT/DELETE /finances/records</w:t>
-            </w:r>
-          </w:p>
-        </w:tc>
-      </w:tr>
-      <w:tr>
-        <w:tc>
-          <w:tcPr>
-            <w:tcW w:type="dxa" w:w="1440"/>
-            <w:shd w:fill="FFFFFF"/>
-            <w:tcMar>
-              <w:top w:w="80" w:type="dxa"/>
-              <w:bottom w:w="80" w:type="dxa"/>
-              <w:left w:w="140" w:type="dxa"/>
-              <w:right w:w="140" w:type="dxa"/>
-            </w:tcMar>
-          </w:tcPr>
-          <w:p>
-            <w:pPr>
-              <w:spacing w:after="0" w:before="0"/>
-              <w:jc w:val="left"/>
-            </w:pPr>
-            <w:r>
-              <w:rPr>
-                <w:color w:val="1E1E1E"/>
-                <w:sz w:val="18"/>
-              </w:rPr>
-              <w:t>USER</w:t>
-            </w:r>
-          </w:p>
-        </w:tc>
-        <w:tc>
-          <w:tcPr>
-            <w:tcW w:type="dxa" w:w="2448"/>
-            <w:shd w:fill="FFFFFF"/>
-            <w:tcMar>
-              <w:top w:w="80" w:type="dxa"/>
-              <w:bottom w:w="80" w:type="dxa"/>
-              <w:left w:w="140" w:type="dxa"/>
-              <w:right w:w="140" w:type="dxa"/>
-            </w:tcMar>
-          </w:tcPr>
-          <w:p>
-            <w:pPr>
-              <w:spacing w:after="0" w:before="0"/>
-              <w:jc w:val="left"/>
-            </w:pPr>
-            <w:r>
-              <w:rPr>
-                <w:color w:val="1E1E1E"/>
-                <w:sz w:val="18"/>
-              </w:rPr>
-              <w:t>Wealth Score (/app/wealth-score)</w:t>
-            </w:r>
-          </w:p>
-        </w:tc>
-        <w:tc>
-          <w:tcPr>
-            <w:tcW w:type="dxa" w:w="3312"/>
-            <w:shd w:fill="FFFFFF"/>
-            <w:tcMar>
-              <w:top w:w="80" w:type="dxa"/>
-              <w:bottom w:w="80" w:type="dxa"/>
-              <w:left w:w="140" w:type="dxa"/>
-              <w:right w:w="140" w:type="dxa"/>
-            </w:tcMar>
-          </w:tcPr>
-          <w:p>
-            <w:pPr>
-              <w:spacing w:after="0" w:before="0"/>
-              <w:jc w:val="left"/>
-            </w:pPr>
-            <w:r>
-              <w:rPr>
-                <w:color w:val="1E1E1E"/>
-                <w:sz w:val="18"/>
-              </w:rPr>
-              <w:t>0–100 overall score across 4 pillars: Liquidity, Debt, Savings, Net Worth. AI-generated pillar explanations.</w:t>
-            </w:r>
-          </w:p>
-        </w:tc>
-        <w:tc>
-          <w:tcPr>
-            <w:tcW w:type="dxa" w:w="2160"/>
-            <w:shd w:fill="FFFFFF"/>
-            <w:tcMar>
-              <w:top w:w="80" w:type="dxa"/>
-              <w:bottom w:w="80" w:type="dxa"/>
-              <w:left w:w="140" w:type="dxa"/>
-              <w:right w:w="140" w:type="dxa"/>
-            </w:tcMar>
-          </w:tcPr>
-          <w:p>
-            <w:pPr>
-              <w:spacing w:after="0" w:before="0"/>
-              <w:jc w:val="left"/>
-            </w:pPr>
-            <w:r>
-              <w:rPr>
-                <w:color w:val="1E1E1E"/>
-                <w:sz w:val="18"/>
-              </w:rPr>
-              <w:t>GET /wealth-score</w:t>
-              <w:br/>
-              <w:t>POST /wealth-score/explain</w:t>
-            </w:r>
-          </w:p>
-        </w:tc>
-      </w:tr>
-      <w:tr>
-        <w:tc>
-          <w:tcPr>
-            <w:tcW w:type="dxa" w:w="1440"/>
-            <w:shd w:fill="F7FAFC"/>
-            <w:tcMar>
-              <w:top w:w="80" w:type="dxa"/>
-              <w:bottom w:w="80" w:type="dxa"/>
-              <w:left w:w="140" w:type="dxa"/>
-              <w:right w:w="140" w:type="dxa"/>
-            </w:tcMar>
-          </w:tcPr>
-          <w:p>
-            <w:pPr>
-              <w:spacing w:after="0" w:before="0"/>
-              <w:jc w:val="left"/>
-            </w:pPr>
-            <w:r>
-              <w:rPr>
-                <w:color w:val="1E1E1E"/>
-                <w:sz w:val="18"/>
-              </w:rPr>
-              <w:t>USER</w:t>
-            </w:r>
-          </w:p>
-        </w:tc>
-        <w:tc>
-          <w:tcPr>
-            <w:tcW w:type="dxa" w:w="2448"/>
-            <w:shd w:fill="F7FAFC"/>
-            <w:tcMar>
-              <w:top w:w="80" w:type="dxa"/>
-              <w:bottom w:w="80" w:type="dxa"/>
-              <w:left w:w="140" w:type="dxa"/>
-              <w:right w:w="140" w:type="dxa"/>
-            </w:tcMar>
-          </w:tcPr>
-          <w:p>
-            <w:pPr>
-              <w:spacing w:after="0" w:before="0"/>
-              <w:jc w:val="left"/>
-            </w:pPr>
-            <w:r>
-              <w:rPr>
-                <w:color w:val="1E1E1E"/>
-                <w:sz w:val="18"/>
-              </w:rPr>
-              <w:t>Stress Test (/app/stress-test)</w:t>
-            </w:r>
-          </w:p>
-        </w:tc>
-        <w:tc>
-          <w:tcPr>
-            <w:tcW w:type="dxa" w:w="3312"/>
-            <w:shd w:fill="F7FAFC"/>
-            <w:tcMar>
-              <w:top w:w="80" w:type="dxa"/>
-              <w:bottom w:w="80" w:type="dxa"/>
-              <w:left w:w="140" w:type="dxa"/>
-              <w:right w:w="140" w:type="dxa"/>
-            </w:tcMar>
-          </w:tcPr>
-          <w:p>
-            <w:pPr>
-              <w:spacing w:after="0" w:before="0"/>
-              <w:jc w:val="left"/>
-            </w:pPr>
-            <w:r>
-              <w:rPr>
-                <w:color w:val="1E1E1E"/>
-                <w:sz w:val="18"/>
-              </w:rPr>
-              <w:t>Macroeconomic shock simulation (Job loss, medical emergency, inflation). Calculates survival runway in months.</w:t>
-            </w:r>
-          </w:p>
-        </w:tc>
-        <w:tc>
-          <w:tcPr>
-            <w:tcW w:type="dxa" w:w="2160"/>
-            <w:shd w:fill="F7FAFC"/>
-            <w:tcMar>
-              <w:top w:w="80" w:type="dxa"/>
-              <w:bottom w:w="80" w:type="dxa"/>
-              <w:left w:w="140" w:type="dxa"/>
-              <w:right w:w="140" w:type="dxa"/>
-            </w:tcMar>
-          </w:tcPr>
-          <w:p>
-            <w:pPr>
-              <w:spacing w:after="0" w:before="0"/>
-              <w:jc w:val="left"/>
-            </w:pPr>
-            <w:r>
-              <w:rPr>
-                <w:color w:val="1E1E1E"/>
-                <w:sz w:val="18"/>
-              </w:rPr>
-              <w:t>POST /stress-test/run</w:t>
-              <w:br/>
-              <w:t>GET /stress-test/latest</w:t>
-            </w:r>
-          </w:p>
-        </w:tc>
-      </w:tr>
-      <w:tr>
-        <w:tc>
-          <w:tcPr>
-            <w:tcW w:type="dxa" w:w="1440"/>
-            <w:shd w:fill="FFFFFF"/>
-            <w:tcMar>
-              <w:top w:w="80" w:type="dxa"/>
-              <w:bottom w:w="80" w:type="dxa"/>
-              <w:left w:w="140" w:type="dxa"/>
-              <w:right w:w="140" w:type="dxa"/>
-            </w:tcMar>
-          </w:tcPr>
-          <w:p>
-            <w:pPr>
-              <w:spacing w:after="0" w:before="0"/>
-              <w:jc w:val="left"/>
-            </w:pPr>
-            <w:r>
-              <w:rPr>
-                <w:color w:val="1E1E1E"/>
-                <w:sz w:val="18"/>
-              </w:rPr>
-              <w:t>USER</w:t>
-            </w:r>
-          </w:p>
-        </w:tc>
-        <w:tc>
-          <w:tcPr>
-            <w:tcW w:type="dxa" w:w="2448"/>
-            <w:shd w:fill="FFFFFF"/>
-            <w:tcMar>
-              <w:top w:w="80" w:type="dxa"/>
-              <w:bottom w:w="80" w:type="dxa"/>
-              <w:left w:w="140" w:type="dxa"/>
-              <w:right w:w="140" w:type="dxa"/>
-            </w:tcMar>
-          </w:tcPr>
-          <w:p>
-            <w:pPr>
-              <w:spacing w:after="0" w:before="0"/>
-              <w:jc w:val="left"/>
-            </w:pPr>
-            <w:r>
-              <w:rPr>
-                <w:color w:val="1E1E1E"/>
-                <w:sz w:val="18"/>
-              </w:rPr>
-              <w:t>Goals &amp; Conflicts (/app/goals)</w:t>
-            </w:r>
-          </w:p>
-        </w:tc>
-        <w:tc>
-          <w:tcPr>
-            <w:tcW w:type="dxa" w:w="3312"/>
-            <w:shd w:fill="FFFFFF"/>
-            <w:tcMar>
-              <w:top w:w="80" w:type="dxa"/>
-              <w:bottom w:w="80" w:type="dxa"/>
-              <w:left w:w="140" w:type="dxa"/>
-              <w:right w:w="140" w:type="dxa"/>
-            </w:tcMar>
-          </w:tcPr>
-          <w:p>
-            <w:pPr>
-              <w:spacing w:after="0" w:before="0"/>
-              <w:jc w:val="left"/>
-            </w:pPr>
-            <w:r>
-              <w:rPr>
-                <w:color w:val="1E1E1E"/>
-                <w:sz w:val="18"/>
-              </w:rPr>
-              <w:t>Multi-horizon goal creation (Short/Med/Long), progress tracking, capital conflict detector, decision evaluator.</w:t>
-            </w:r>
-          </w:p>
-        </w:tc>
-        <w:tc>
-          <w:tcPr>
-            <w:tcW w:type="dxa" w:w="2160"/>
-            <w:shd w:fill="FFFFFF"/>
-            <w:tcMar>
-              <w:top w:w="80" w:type="dxa"/>
-              <w:bottom w:w="80" w:type="dxa"/>
-              <w:left w:w="140" w:type="dxa"/>
-              <w:right w:w="140" w:type="dxa"/>
-            </w:tcMar>
-          </w:tcPr>
-          <w:p>
-            <w:pPr>
-              <w:spacing w:after="0" w:before="0"/>
-              <w:jc w:val="left"/>
-            </w:pPr>
-            <w:r>
-              <w:rPr>
-                <w:color w:val="1E1E1E"/>
-                <w:sz w:val="18"/>
-              </w:rPr>
-              <w:t>CRUD /goals</w:t>
-              <w:br/>
-              <w:t>POST /decisions/evaluate</w:t>
-            </w:r>
-          </w:p>
-        </w:tc>
-      </w:tr>
-      <w:tr>
-        <w:tc>
-          <w:tcPr>
-            <w:tcW w:type="dxa" w:w="1440"/>
-            <w:shd w:fill="F7FAFC"/>
-            <w:tcMar>
-              <w:top w:w="80" w:type="dxa"/>
-              <w:bottom w:w="80" w:type="dxa"/>
-              <w:left w:w="140" w:type="dxa"/>
-              <w:right w:w="140" w:type="dxa"/>
-            </w:tcMar>
-          </w:tcPr>
-          <w:p>
-            <w:pPr>
-              <w:spacing w:after="0" w:before="0"/>
-              <w:jc w:val="left"/>
-            </w:pPr>
-            <w:r>
-              <w:rPr>
-                <w:color w:val="1E1E1E"/>
-                <w:sz w:val="18"/>
-              </w:rPr>
-              <w:t>USER</w:t>
-            </w:r>
-          </w:p>
-        </w:tc>
-        <w:tc>
-          <w:tcPr>
-            <w:tcW w:type="dxa" w:w="2448"/>
-            <w:shd w:fill="F7FAFC"/>
-            <w:tcMar>
-              <w:top w:w="80" w:type="dxa"/>
-              <w:bottom w:w="80" w:type="dxa"/>
-              <w:left w:w="140" w:type="dxa"/>
-              <w:right w:w="140" w:type="dxa"/>
-            </w:tcMar>
-          </w:tcPr>
-          <w:p>
-            <w:pPr>
-              <w:spacing w:after="0" w:before="0"/>
-              <w:jc w:val="left"/>
-            </w:pPr>
-            <w:r>
-              <w:rPr>
-                <w:color w:val="1E1E1E"/>
-                <w:sz w:val="18"/>
-              </w:rPr>
-              <w:t>AI Advisor (/app/advisor)</w:t>
-            </w:r>
-          </w:p>
-        </w:tc>
-        <w:tc>
-          <w:tcPr>
-            <w:tcW w:type="dxa" w:w="3312"/>
-            <w:shd w:fill="F7FAFC"/>
-            <w:tcMar>
-              <w:top w:w="80" w:type="dxa"/>
-              <w:bottom w:w="80" w:type="dxa"/>
-              <w:left w:w="140" w:type="dxa"/>
-              <w:right w:w="140" w:type="dxa"/>
-            </w:tcMar>
-          </w:tcPr>
-          <w:p>
-            <w:pPr>
-              <w:spacing w:after="0" w:before="0"/>
-              <w:jc w:val="left"/>
-            </w:pPr>
-            <w:r>
-              <w:rPr>
-                <w:color w:val="1E1E1E"/>
-                <w:sz w:val="18"/>
-              </w:rPr>
-              <w:t>Contextual conversational financial assistant. Automatically injects user finances &amp; goals into prompt context.</w:t>
-            </w:r>
-          </w:p>
-        </w:tc>
-        <w:tc>
-          <w:tcPr>
-            <w:tcW w:type="dxa" w:w="2160"/>
-            <w:shd w:fill="F7FAFC"/>
-            <w:tcMar>
-              <w:top w:w="80" w:type="dxa"/>
-              <w:bottom w:w="80" w:type="dxa"/>
-              <w:left w:w="140" w:type="dxa"/>
-              <w:right w:w="140" w:type="dxa"/>
-            </w:tcMar>
-          </w:tcPr>
-          <w:p>
-            <w:pPr>
-              <w:spacing w:after="0" w:before="0"/>
-              <w:jc w:val="left"/>
-            </w:pPr>
-            <w:r>
-              <w:rPr>
-                <w:color w:val="1E1E1E"/>
-                <w:sz w:val="18"/>
-              </w:rPr>
-              <w:t>POST /advisor/chat</w:t>
-              <w:br/>
-              <w:t>GET /advisor/history</w:t>
-            </w:r>
-          </w:p>
-        </w:tc>
-      </w:tr>
-      <w:tr>
-        <w:tc>
-          <w:tcPr>
-            <w:tcW w:type="dxa" w:w="1440"/>
-            <w:shd w:fill="FFFFFF"/>
-            <w:tcMar>
-              <w:top w:w="80" w:type="dxa"/>
-              <w:bottom w:w="80" w:type="dxa"/>
-              <w:left w:w="140" w:type="dxa"/>
-              <w:right w:w="140" w:type="dxa"/>
-            </w:tcMar>
-          </w:tcPr>
-          <w:p>
-            <w:pPr>
-              <w:spacing w:after="0" w:before="0"/>
-              <w:jc w:val="left"/>
-            </w:pPr>
-            <w:r>
-              <w:rPr>
-                <w:color w:val="1E1E1E"/>
-                <w:sz w:val="18"/>
-              </w:rPr>
-              <w:t>USER</w:t>
-            </w:r>
-          </w:p>
-        </w:tc>
-        <w:tc>
-          <w:tcPr>
-            <w:tcW w:type="dxa" w:w="2448"/>
-            <w:shd w:fill="FFFFFF"/>
-            <w:tcMar>
-              <w:top w:w="80" w:type="dxa"/>
-              <w:bottom w:w="80" w:type="dxa"/>
-              <w:left w:w="140" w:type="dxa"/>
-              <w:right w:w="140" w:type="dxa"/>
-            </w:tcMar>
-          </w:tcPr>
-          <w:p>
-            <w:pPr>
-              <w:spacing w:after="0" w:before="0"/>
-              <w:jc w:val="left"/>
-            </w:pPr>
-            <w:r>
-              <w:rPr>
-                <w:color w:val="1E1E1E"/>
-                <w:sz w:val="18"/>
-              </w:rPr>
-              <w:t>Settings (/app/settings)</w:t>
-            </w:r>
-          </w:p>
-        </w:tc>
-        <w:tc>
-          <w:tcPr>
-            <w:tcW w:type="dxa" w:w="3312"/>
-            <w:shd w:fill="FFFFFF"/>
-            <w:tcMar>
-              <w:top w:w="80" w:type="dxa"/>
-              <w:bottom w:w="80" w:type="dxa"/>
-              <w:left w:w="140" w:type="dxa"/>
-              <w:right w:w="140" w:type="dxa"/>
-            </w:tcMar>
-          </w:tcPr>
-          <w:p>
-            <w:pPr>
-              <w:spacing w:after="0" w:before="0"/>
-              <w:jc w:val="left"/>
-            </w:pPr>
-            <w:r>
-              <w:rPr>
-                <w:color w:val="1E1E1E"/>
-                <w:sz w:val="18"/>
-              </w:rPr>
-              <w:t>Profile updates, idle timeout toggle (15 min), password change, JWT revocation on logout.</w:t>
-            </w:r>
-          </w:p>
-        </w:tc>
-        <w:tc>
-          <w:tcPr>
-            <w:tcW w:type="dxa" w:w="2160"/>
-            <w:shd w:fill="FFFFFF"/>
-            <w:tcMar>
-              <w:top w:w="80" w:type="dxa"/>
-              <w:bottom w:w="80" w:type="dxa"/>
-              <w:left w:w="140" w:type="dxa"/>
-              <w:right w:w="140" w:type="dxa"/>
-            </w:tcMar>
-          </w:tcPr>
-          <w:p>
-            <w:pPr>
-              <w:spacing w:after="0" w:before="0"/>
-              <w:jc w:val="left"/>
-            </w:pPr>
-            <w:r>
-              <w:rPr>
-                <w:color w:val="1E1E1E"/>
-                <w:sz w:val="18"/>
-              </w:rPr>
-              <w:t>GET/PUT /users/me</w:t>
-              <w:br/>
-              <w:t>POST /auth/logout</w:t>
-            </w:r>
-          </w:p>
-        </w:tc>
-      </w:tr>
-      <w:tr>
-        <w:tc>
-          <w:tcPr>
-            <w:tcW w:type="dxa" w:w="1440"/>
-            <w:shd w:fill="F7FAFC"/>
-            <w:tcMar>
-              <w:top w:w="80" w:type="dxa"/>
-              <w:bottom w:w="80" w:type="dxa"/>
-              <w:left w:w="140" w:type="dxa"/>
-              <w:right w:w="140" w:type="dxa"/>
-            </w:tcMar>
-          </w:tcPr>
-          <w:p>
-            <w:pPr>
-              <w:spacing w:after="0" w:before="0"/>
-              <w:jc w:val="left"/>
-            </w:pPr>
-            <w:r>
-              <w:rPr>
-                <w:color w:val="1E1E1E"/>
-                <w:sz w:val="18"/>
-              </w:rPr>
-              <w:t>ADMIN</w:t>
-            </w:r>
-          </w:p>
-        </w:tc>
-        <w:tc>
-          <w:tcPr>
-            <w:tcW w:type="dxa" w:w="2448"/>
-            <w:shd w:fill="F7FAFC"/>
-            <w:tcMar>
-              <w:top w:w="80" w:type="dxa"/>
-              <w:bottom w:w="80" w:type="dxa"/>
-              <w:left w:w="140" w:type="dxa"/>
-              <w:right w:w="140" w:type="dxa"/>
-            </w:tcMar>
-          </w:tcPr>
-          <w:p>
-            <w:pPr>
-              <w:spacing w:after="0" w:before="0"/>
-              <w:jc w:val="left"/>
-            </w:pPr>
-            <w:r>
-              <w:rPr>
-                <w:color w:val="1E1E1E"/>
-                <w:sz w:val="18"/>
-              </w:rPr>
-              <w:t>Admin Dashboard (/admin/dashboard)</w:t>
-            </w:r>
-          </w:p>
-        </w:tc>
-        <w:tc>
-          <w:tcPr>
-            <w:tcW w:type="dxa" w:w="3312"/>
-            <w:shd w:fill="F7FAFC"/>
-            <w:tcMar>
-              <w:top w:w="80" w:type="dxa"/>
-              <w:bottom w:w="80" w:type="dxa"/>
-              <w:left w:w="140" w:type="dxa"/>
-              <w:right w:w="140" w:type="dxa"/>
-            </w:tcMar>
-          </w:tcPr>
-          <w:p>
-            <w:pPr>
-              <w:spacing w:after="0" w:before="0"/>
-              <w:jc w:val="left"/>
-            </w:pPr>
-            <w:r>
-              <w:rPr>
-                <w:color w:val="1E1E1E"/>
-                <w:sz w:val="18"/>
-              </w:rPr>
-              <w:t>Platform KPI overview, total registered users, active sessions, API health status, error counters.</w:t>
-            </w:r>
-          </w:p>
-        </w:tc>
-        <w:tc>
-          <w:tcPr>
-            <w:tcW w:type="dxa" w:w="2160"/>
-            <w:shd w:fill="F7FAFC"/>
-            <w:tcMar>
-              <w:top w:w="80" w:type="dxa"/>
-              <w:bottom w:w="80" w:type="dxa"/>
-              <w:left w:w="140" w:type="dxa"/>
-              <w:right w:w="140" w:type="dxa"/>
-            </w:tcMar>
-          </w:tcPr>
-          <w:p>
-            <w:pPr>
-              <w:spacing w:after="0" w:before="0"/>
-              <w:jc w:val="left"/>
-            </w:pPr>
-            <w:r>
-              <w:rPr>
-                <w:color w:val="1E1E1E"/>
-                <w:sz w:val="18"/>
-              </w:rPr>
-              <w:t>GET /admin/usage-summary</w:t>
-              <w:br/>
-              <w:t>GET /admin/system-status</w:t>
-            </w:r>
-          </w:p>
-        </w:tc>
-      </w:tr>
-      <w:tr>
-        <w:tc>
-          <w:tcPr>
-            <w:tcW w:type="dxa" w:w="1440"/>
-            <w:shd w:fill="FFFFFF"/>
-            <w:tcMar>
-              <w:top w:w="80" w:type="dxa"/>
-              <w:bottom w:w="80" w:type="dxa"/>
-              <w:left w:w="140" w:type="dxa"/>
-              <w:right w:w="140" w:type="dxa"/>
-            </w:tcMar>
-          </w:tcPr>
-          <w:p>
-            <w:pPr>
-              <w:spacing w:after="0" w:before="0"/>
-              <w:jc w:val="left"/>
-            </w:pPr>
-            <w:r>
-              <w:rPr>
-                <w:color w:val="1E1E1E"/>
-                <w:sz w:val="18"/>
-              </w:rPr>
-              <w:t>ADMIN</w:t>
-            </w:r>
-          </w:p>
-        </w:tc>
-        <w:tc>
-          <w:tcPr>
-            <w:tcW w:type="dxa" w:w="2448"/>
-            <w:shd w:fill="FFFFFF"/>
-            <w:tcMar>
-              <w:top w:w="80" w:type="dxa"/>
-              <w:bottom w:w="80" w:type="dxa"/>
-              <w:left w:w="140" w:type="dxa"/>
-              <w:right w:w="140" w:type="dxa"/>
-            </w:tcMar>
-          </w:tcPr>
-          <w:p>
-            <w:pPr>
-              <w:spacing w:after="0" w:before="0"/>
-              <w:jc w:val="left"/>
-            </w:pPr>
-            <w:r>
-              <w:rPr>
-                <w:color w:val="1E1E1E"/>
-                <w:sz w:val="18"/>
-              </w:rPr>
-              <w:t>AI Configuration (/admin/ai-config)</w:t>
-            </w:r>
-          </w:p>
-        </w:tc>
-        <w:tc>
-          <w:tcPr>
-            <w:tcW w:type="dxa" w:w="3312"/>
-            <w:shd w:fill="FFFFFF"/>
-            <w:tcMar>
-              <w:top w:w="80" w:type="dxa"/>
-              <w:bottom w:w="80" w:type="dxa"/>
-              <w:left w:w="140" w:type="dxa"/>
-              <w:right w:w="140" w:type="dxa"/>
-            </w:tcMar>
-          </w:tcPr>
-          <w:p>
-            <w:pPr>
-              <w:spacing w:after="0" w:before="0"/>
-              <w:jc w:val="left"/>
-            </w:pPr>
-            <w:r>
-              <w:rPr>
-                <w:color w:val="1E1E1E"/>
-                <w:sz w:val="18"/>
-              </w:rPr>
-              <w:t>Live switching between OpenAI and Gemini, model selection, temperature tuning, token budget control.</w:t>
-            </w:r>
-          </w:p>
-        </w:tc>
-        <w:tc>
-          <w:tcPr>
-            <w:tcW w:type="dxa" w:w="2160"/>
-            <w:shd w:fill="FFFFFF"/>
-            <w:tcMar>
-              <w:top w:w="80" w:type="dxa"/>
-              <w:bottom w:w="80" w:type="dxa"/>
-              <w:left w:w="140" w:type="dxa"/>
-              <w:right w:w="140" w:type="dxa"/>
-            </w:tcMar>
-          </w:tcPr>
-          <w:p>
-            <w:pPr>
-              <w:spacing w:after="0" w:before="0"/>
-              <w:jc w:val="left"/>
-            </w:pPr>
-            <w:r>
-              <w:rPr>
-                <w:color w:val="1E1E1E"/>
-                <w:sz w:val="18"/>
-              </w:rPr>
-              <w:t>GET /admin/ai-config</w:t>
-              <w:br/>
-              <w:t>PUT /admin/ai-config</w:t>
-            </w:r>
-          </w:p>
-        </w:tc>
-      </w:tr>
-      <w:tr>
-        <w:tc>
-          <w:tcPr>
-            <w:tcW w:type="dxa" w:w="1440"/>
-            <w:shd w:fill="F7FAFC"/>
-            <w:tcMar>
-              <w:top w:w="80" w:type="dxa"/>
-              <w:bottom w:w="80" w:type="dxa"/>
-              <w:left w:w="140" w:type="dxa"/>
-              <w:right w:w="140" w:type="dxa"/>
-            </w:tcMar>
-          </w:tcPr>
-          <w:p>
-            <w:pPr>
-              <w:spacing w:after="0" w:before="0"/>
-              <w:jc w:val="left"/>
-            </w:pPr>
-            <w:r>
-              <w:rPr>
-                <w:color w:val="1E1E1E"/>
-                <w:sz w:val="18"/>
-              </w:rPr>
-              <w:t>ADMIN</w:t>
-            </w:r>
-          </w:p>
-        </w:tc>
-        <w:tc>
-          <w:tcPr>
-            <w:tcW w:type="dxa" w:w="2448"/>
-            <w:shd w:fill="F7FAFC"/>
-            <w:tcMar>
-              <w:top w:w="80" w:type="dxa"/>
-              <w:bottom w:w="80" w:type="dxa"/>
-              <w:left w:w="140" w:type="dxa"/>
-              <w:right w:w="140" w:type="dxa"/>
-            </w:tcMar>
-          </w:tcPr>
-          <w:p>
-            <w:pPr>
-              <w:spacing w:after="0" w:before="0"/>
-              <w:jc w:val="left"/>
-            </w:pPr>
-            <w:r>
-              <w:rPr>
-                <w:color w:val="1E1E1E"/>
-                <w:sz w:val="18"/>
-              </w:rPr>
-              <w:t>System Audit Logs (/admin/audit-logs)</w:t>
-            </w:r>
-          </w:p>
-        </w:tc>
-        <w:tc>
-          <w:tcPr>
-            <w:tcW w:type="dxa" w:w="3312"/>
-            <w:shd w:fill="F7FAFC"/>
-            <w:tcMar>
-              <w:top w:w="80" w:type="dxa"/>
-              <w:bottom w:w="80" w:type="dxa"/>
-              <w:left w:w="140" w:type="dxa"/>
-              <w:right w:w="140" w:type="dxa"/>
-            </w:tcMar>
-          </w:tcPr>
-          <w:p>
-            <w:pPr>
-              <w:spacing w:after="0" w:before="0"/>
-              <w:jc w:val="left"/>
-            </w:pPr>
-            <w:r>
-              <w:rPr>
-                <w:color w:val="1E1E1E"/>
-                <w:sz w:val="18"/>
-              </w:rPr>
-              <w:t>Security &amp; compliance audit trail tracking logins, failed auth, data mutations, role changes; CSV export.</w:t>
-            </w:r>
-          </w:p>
-        </w:tc>
-        <w:tc>
-          <w:tcPr>
-            <w:tcW w:type="dxa" w:w="2160"/>
-            <w:shd w:fill="F7FAFC"/>
-            <w:tcMar>
-              <w:top w:w="80" w:type="dxa"/>
-              <w:bottom w:w="80" w:type="dxa"/>
-              <w:left w:w="140" w:type="dxa"/>
-              <w:right w:w="140" w:type="dxa"/>
-            </w:tcMar>
-          </w:tcPr>
-          <w:p>
-            <w:pPr>
-              <w:spacing w:after="0" w:before="0"/>
-              <w:jc w:val="left"/>
-            </w:pPr>
-            <w:r>
-              <w:rPr>
-                <w:color w:val="1E1E1E"/>
-                <w:sz w:val="18"/>
-              </w:rPr>
-              <w:t>GET /admin/audit-logs</w:t>
-              <w:br/>
-              <w:t>GET /admin/audit-logs/export</w:t>
-            </w:r>
-          </w:p>
-        </w:tc>
-      </w:tr>
-    </w:tbl>
-    <w:p>
-      <w:pPr>
-        <w:spacing w:after="120"/>
-      </w:pPr>
-    </w:p>
-    <w:p>
-      <w:pPr>
-        <w:pStyle w:val="Heading2"/>
-        <w:keepNext/>
-        <w:spacing w:before="240" w:after="80"/>
-      </w:pPr>
-      <w:r>
-        <w:rPr>
-          <w:b/>
-          <w:color w:val="1E5A96"/>
-          <w:sz w:val="28"/>
-        </w:rPr>
-        <w:t>4. Pipeline &amp; Workflow Diagnostics (Broken or Incomplete Items)</w:t>
-      </w:r>
-    </w:p>
-    <w:p>
-      <w:pPr>
-        <w:spacing w:after="120"/>
-      </w:pPr>
-      <w:r>
-        <w:t>A rigorous audit of the repository's continuous integration, continuous deployment, containerization, and backend integration pipelines revealed several configuration discrepancies that must be addressed for production readiness:</w:t>
-      </w:r>
-    </w:p>
-    <w:tbl>
-      <w:tblPr>
-        <w:tblW w:type="auto" w:w="0"/>
-        <w:jc w:val="center"/>
-        <w:tblLayout w:type="fixed"/>
-        <w:tblLook w:firstColumn="1" w:firstRow="1" w:lastColumn="0" w:lastRow="0" w:noHBand="0" w:noVBand="1" w:val="04A0"/>
-      </w:tblPr>
-      <w:tblGrid>
-        <w:gridCol w:w="2340"/>
-        <w:gridCol w:w="2340"/>
-        <w:gridCol w:w="2340"/>
-        <w:gridCol w:w="2340"/>
-      </w:tblGrid>
-      <w:tr>
-        <w:tc>
-          <w:tcPr>
-            <w:tcW w:type="dxa" w:w="2160"/>
-            <w:shd w:fill="1F3A60"/>
-            <w:tcMar>
-              <w:top w:w="100" w:type="dxa"/>
-              <w:bottom w:w="100" w:type="dxa"/>
-              <w:left w:w="140" w:type="dxa"/>
-              <w:right w:w="140" w:type="dxa"/>
-            </w:tcMar>
-          </w:tcPr>
-          <w:p>
-            <w:pPr>
-              <w:spacing w:after="0" w:before="0"/>
-              <w:jc w:val="left"/>
-            </w:pPr>
-            <w:r>
-              <w:rPr>
-                <w:b/>
-                <w:color w:val="FFFFFF"/>
-                <w:sz w:val="19"/>
-              </w:rPr>
-              <w:t>Pipeline / Workflow</w:t>
-            </w:r>
-          </w:p>
-        </w:tc>
-        <w:tc>
-          <w:tcPr>
-            <w:tcW w:type="dxa" w:w="1584"/>
-            <w:shd w:fill="1F3A60"/>
-            <w:tcMar>
-              <w:top w:w="100" w:type="dxa"/>
-              <w:bottom w:w="100" w:type="dxa"/>
-              <w:left w:w="140" w:type="dxa"/>
-              <w:right w:w="140" w:type="dxa"/>
-            </w:tcMar>
-          </w:tcPr>
-          <w:p>
-            <w:pPr>
-              <w:spacing w:after="0" w:before="0"/>
-              <w:jc w:val="left"/>
-            </w:pPr>
-            <w:r>
-              <w:rPr>
-                <w:b/>
-                <w:color w:val="FFFFFF"/>
-                <w:sz w:val="19"/>
-              </w:rPr>
-              <w:t>Status</w:t>
-            </w:r>
-          </w:p>
-        </w:tc>
-        <w:tc>
-          <w:tcPr>
-            <w:tcW w:type="dxa" w:w="3600"/>
-            <w:shd w:fill="1F3A60"/>
-            <w:tcMar>
-              <w:top w:w="100" w:type="dxa"/>
-              <w:bottom w:w="100" w:type="dxa"/>
-              <w:left w:w="140" w:type="dxa"/>
-              <w:right w:w="140" w:type="dxa"/>
-            </w:tcMar>
-          </w:tcPr>
-          <w:p>
-            <w:pPr>
-              <w:spacing w:after="0" w:before="0"/>
-              <w:jc w:val="left"/>
-            </w:pPr>
-            <w:r>
-              <w:rPr>
-                <w:b/>
-                <w:color w:val="FFFFFF"/>
-                <w:sz w:val="19"/>
-              </w:rPr>
-              <w:t>Detailed Diagnosis &amp; Root Cause</w:t>
-            </w:r>
-          </w:p>
-        </w:tc>
-        <w:tc>
-          <w:tcPr>
-            <w:tcW w:type="dxa" w:w="2016"/>
-            <w:shd w:fill="1F3A60"/>
-            <w:tcMar>
-              <w:top w:w="100" w:type="dxa"/>
-              <w:bottom w:w="100" w:type="dxa"/>
-              <w:left w:w="140" w:type="dxa"/>
-              <w:right w:w="140" w:type="dxa"/>
-            </w:tcMar>
-          </w:tcPr>
-          <w:p>
-            <w:pPr>
-              <w:spacing w:after="0" w:before="0"/>
-              <w:jc w:val="left"/>
-            </w:pPr>
-            <w:r>
-              <w:rPr>
-                <w:b/>
-                <w:color w:val="FFFFFF"/>
-                <w:sz w:val="19"/>
-              </w:rPr>
-              <w:t>Recommended Resolution</w:t>
-            </w:r>
-          </w:p>
-        </w:tc>
-      </w:tr>
-      <w:tr>
-        <w:tc>
-          <w:tcPr>
-            <w:tcW w:type="dxa" w:w="2160"/>
-            <w:shd w:fill="FFFFFF"/>
-            <w:tcMar>
-              <w:top w:w="80" w:type="dxa"/>
-              <w:bottom w:w="80" w:type="dxa"/>
-              <w:left w:w="140" w:type="dxa"/>
-              <w:right w:w="140" w:type="dxa"/>
-            </w:tcMar>
-          </w:tcPr>
-          <w:p>
-            <w:pPr>
-              <w:spacing w:after="0" w:before="0"/>
-              <w:jc w:val="left"/>
-            </w:pPr>
-            <w:r>
-              <w:rPr>
-                <w:color w:val="1E1E1E"/>
-                <w:sz w:val="18"/>
-              </w:rPr>
-              <w:t>CD Deployment Pipeline</w:t>
-              <w:br/>
-              <w:t>(.github/workflows/cd-deploy.yml)</w:t>
-            </w:r>
-          </w:p>
-        </w:tc>
-        <w:tc>
-          <w:tcPr>
-            <w:tcW w:type="dxa" w:w="1584"/>
-            <w:shd w:fill="FFFFFF"/>
-            <w:tcMar>
-              <w:top w:w="80" w:type="dxa"/>
-              <w:bottom w:w="80" w:type="dxa"/>
-              <w:left w:w="140" w:type="dxa"/>
-              <w:right w:w="140" w:type="dxa"/>
-            </w:tcMar>
-          </w:tcPr>
-          <w:p>
-            <w:pPr>
-              <w:spacing w:after="0" w:before="0"/>
-              <w:jc w:val="left"/>
-            </w:pPr>
-            <w:r>
-              <w:rPr>
-                <w:color w:val="1E1E1E"/>
-                <w:sz w:val="18"/>
-              </w:rPr>
-              <w:t>⚠️ Incomplete / Stub</w:t>
-            </w:r>
-          </w:p>
-        </w:tc>
-        <w:tc>
-          <w:tcPr>
-            <w:tcW w:type="dxa" w:w="3600"/>
-            <w:shd w:fill="FFFFFF"/>
-            <w:tcMar>
-              <w:top w:w="80" w:type="dxa"/>
-              <w:bottom w:w="80" w:type="dxa"/>
-              <w:left w:w="140" w:type="dxa"/>
-              <w:right w:w="140" w:type="dxa"/>
-            </w:tcMar>
-          </w:tcPr>
-          <w:p>
-            <w:pPr>
-              <w:spacing w:after="0" w:before="0"/>
-              <w:jc w:val="left"/>
-            </w:pPr>
-            <w:r>
-              <w:rPr>
-                <w:color w:val="1E1E1E"/>
-                <w:sz w:val="18"/>
-              </w:rPr>
-              <w:t>The workflow triggers on push to 'main' but executes only a placeholder echo command: echo 'Deploy step goes here (Railway / AWS / GCP — TBD-03)'. No actual deployment is performed.</w:t>
-            </w:r>
-          </w:p>
-        </w:tc>
-        <w:tc>
-          <w:tcPr>
-            <w:tcW w:type="dxa" w:w="2016"/>
-            <w:shd w:fill="FFFFFF"/>
-            <w:tcMar>
-              <w:top w:w="80" w:type="dxa"/>
-              <w:bottom w:w="80" w:type="dxa"/>
-              <w:left w:w="140" w:type="dxa"/>
-              <w:right w:w="140" w:type="dxa"/>
-            </w:tcMar>
-          </w:tcPr>
-          <w:p>
-            <w:pPr>
-              <w:spacing w:after="0" w:before="0"/>
-              <w:jc w:val="left"/>
-            </w:pPr>
-            <w:r>
-              <w:rPr>
-                <w:color w:val="1E1E1E"/>
-                <w:sz w:val="18"/>
-              </w:rPr>
-              <w:t>Implement real deployment action (e.g. Railway CLI deploy, Render webhook trigger, or AWS ECS task definition update).</w:t>
-            </w:r>
-          </w:p>
-        </w:tc>
-      </w:tr>
-      <w:tr>
-        <w:tc>
-          <w:tcPr>
-            <w:tcW w:type="dxa" w:w="2160"/>
-            <w:shd w:fill="F7FAFC"/>
-            <w:tcMar>
-              <w:top w:w="80" w:type="dxa"/>
-              <w:bottom w:w="80" w:type="dxa"/>
-              <w:left w:w="140" w:type="dxa"/>
-              <w:right w:w="140" w:type="dxa"/>
-            </w:tcMar>
-          </w:tcPr>
-          <w:p>
-            <w:pPr>
-              <w:spacing w:after="0" w:before="0"/>
-              <w:jc w:val="left"/>
-            </w:pPr>
-            <w:r>
-              <w:rPr>
-                <w:color w:val="1E1E1E"/>
-                <w:sz w:val="18"/>
-              </w:rPr>
-              <w:t>Docker Compose Port Alignment</w:t>
-              <w:br/>
-              <w:t>(docker/docker-compose.yml)</w:t>
-            </w:r>
-          </w:p>
-        </w:tc>
-        <w:tc>
-          <w:tcPr>
-            <w:tcW w:type="dxa" w:w="1584"/>
-            <w:shd w:fill="F7FAFC"/>
-            <w:tcMar>
-              <w:top w:w="80" w:type="dxa"/>
-              <w:bottom w:w="80" w:type="dxa"/>
-              <w:left w:w="140" w:type="dxa"/>
-              <w:right w:w="140" w:type="dxa"/>
-            </w:tcMar>
-          </w:tcPr>
-          <w:p>
-            <w:pPr>
-              <w:spacing w:after="0" w:before="0"/>
-              <w:jc w:val="left"/>
-            </w:pPr>
-            <w:r>
-              <w:rPr>
-                <w:color w:val="1E1E1E"/>
-                <w:sz w:val="18"/>
-              </w:rPr>
-              <w:t>⚠️ Port Mismatch</w:t>
-            </w:r>
-          </w:p>
-        </w:tc>
-        <w:tc>
-          <w:tcPr>
-            <w:tcW w:type="dxa" w:w="3600"/>
-            <w:shd w:fill="F7FAFC"/>
-            <w:tcMar>
-              <w:top w:w="80" w:type="dxa"/>
-              <w:bottom w:w="80" w:type="dxa"/>
-              <w:left w:w="140" w:type="dxa"/>
-              <w:right w:w="140" w:type="dxa"/>
-            </w:tcMar>
-          </w:tcPr>
-          <w:p>
-            <w:pPr>
-              <w:spacing w:after="0" w:before="0"/>
-              <w:jc w:val="left"/>
-            </w:pPr>
-            <w:r>
-              <w:rPr>
-                <w:color w:val="1E1E1E"/>
-                <w:sz w:val="18"/>
-              </w:rPr>
-              <w:t>docker-compose.yml maps port 3000:3000 for the 'api' service, whereas backend/.env defines PORT=3100. This causes port forwarding failures in dockerized runs.</w:t>
-            </w:r>
-          </w:p>
-        </w:tc>
-        <w:tc>
-          <w:tcPr>
-            <w:tcW w:type="dxa" w:w="2016"/>
-            <w:shd w:fill="F7FAFC"/>
-            <w:tcMar>
-              <w:top w:w="80" w:type="dxa"/>
-              <w:bottom w:w="80" w:type="dxa"/>
-              <w:left w:w="140" w:type="dxa"/>
-              <w:right w:w="140" w:type="dxa"/>
-            </w:tcMar>
-          </w:tcPr>
-          <w:p>
-            <w:pPr>
-              <w:spacing w:after="0" w:before="0"/>
-              <w:jc w:val="left"/>
-            </w:pPr>
-            <w:r>
-              <w:rPr>
-                <w:color w:val="1E1E1E"/>
-                <w:sz w:val="18"/>
-              </w:rPr>
-              <w:t>Align ports across docker-compose.yml and Dockerfile.api to 3100:3100 (or pass PORT=3000 via env_file).</w:t>
-            </w:r>
-          </w:p>
-        </w:tc>
-      </w:tr>
-      <w:tr>
-        <w:tc>
-          <w:tcPr>
-            <w:tcW w:type="dxa" w:w="2160"/>
-            <w:shd w:fill="FFFFFF"/>
-            <w:tcMar>
-              <w:top w:w="80" w:type="dxa"/>
-              <w:bottom w:w="80" w:type="dxa"/>
-              <w:left w:w="140" w:type="dxa"/>
-              <w:right w:w="140" w:type="dxa"/>
-            </w:tcMar>
-          </w:tcPr>
-          <w:p>
-            <w:pPr>
-              <w:spacing w:after="0" w:before="0"/>
-              <w:jc w:val="left"/>
-            </w:pPr>
-            <w:r>
-              <w:rPr>
-                <w:color w:val="1E1E1E"/>
-                <w:sz w:val="18"/>
-              </w:rPr>
-              <w:t>Email Service Credentials</w:t>
-              <w:br/>
-              <w:t>(backend/.env)</w:t>
-            </w:r>
-          </w:p>
-        </w:tc>
-        <w:tc>
-          <w:tcPr>
-            <w:tcW w:type="dxa" w:w="1584"/>
-            <w:shd w:fill="FFFFFF"/>
-            <w:tcMar>
-              <w:top w:w="80" w:type="dxa"/>
-              <w:bottom w:w="80" w:type="dxa"/>
-              <w:left w:w="140" w:type="dxa"/>
-              <w:right w:w="140" w:type="dxa"/>
-            </w:tcMar>
-          </w:tcPr>
-          <w:p>
-            <w:pPr>
-              <w:spacing w:after="0" w:before="0"/>
-              <w:jc w:val="left"/>
-            </w:pPr>
-            <w:r>
-              <w:rPr>
-                <w:color w:val="1E1E1E"/>
-                <w:sz w:val="18"/>
-              </w:rPr>
-              <w:t>⚠️ Inactive Provider</w:t>
-            </w:r>
-          </w:p>
-        </w:tc>
-        <w:tc>
-          <w:tcPr>
-            <w:tcW w:type="dxa" w:w="3600"/>
-            <w:shd w:fill="FFFFFF"/>
-            <w:tcMar>
-              <w:top w:w="80" w:type="dxa"/>
-              <w:bottom w:w="80" w:type="dxa"/>
-              <w:left w:w="140" w:type="dxa"/>
-              <w:right w:w="140" w:type="dxa"/>
-            </w:tcMar>
-          </w:tcPr>
-          <w:p>
-            <w:pPr>
-              <w:spacing w:after="0" w:before="0"/>
-              <w:jc w:val="left"/>
-            </w:pPr>
-            <w:r>
-              <w:rPr>
-                <w:color w:val="1E1E1E"/>
-                <w:sz w:val="18"/>
-              </w:rPr>
-              <w:t>EMAIL_PROVIDER=resend is enabled, but RESEND_API_KEY is blank. Triggering forgot-password / reset-password results in unhandled email dispatch errors.</w:t>
-            </w:r>
-          </w:p>
-        </w:tc>
-        <w:tc>
-          <w:tcPr>
-            <w:tcW w:type="dxa" w:w="2016"/>
-            <w:shd w:fill="FFFFFF"/>
-            <w:tcMar>
-              <w:top w:w="80" w:type="dxa"/>
-              <w:bottom w:w="80" w:type="dxa"/>
-              <w:left w:w="140" w:type="dxa"/>
-              <w:right w:w="140" w:type="dxa"/>
-            </w:tcMar>
-          </w:tcPr>
-          <w:p>
-            <w:pPr>
-              <w:spacing w:after="0" w:before="0"/>
-              <w:jc w:val="left"/>
-            </w:pPr>
-            <w:r>
-              <w:rPr>
-                <w:color w:val="1E1E1E"/>
-                <w:sz w:val="18"/>
-              </w:rPr>
-              <w:t>Configure a valid Resend API key or switch to SMTP with host/port credentials.</w:t>
-            </w:r>
-          </w:p>
-        </w:tc>
-      </w:tr>
-      <w:tr>
-        <w:tc>
-          <w:tcPr>
-            <w:tcW w:type="dxa" w:w="2160"/>
-            <w:shd w:fill="F7FAFC"/>
-            <w:tcMar>
-              <w:top w:w="80" w:type="dxa"/>
-              <w:bottom w:w="80" w:type="dxa"/>
-              <w:left w:w="140" w:type="dxa"/>
-              <w:right w:w="140" w:type="dxa"/>
-            </w:tcMar>
-          </w:tcPr>
-          <w:p>
-            <w:pPr>
-              <w:spacing w:after="0" w:before="0"/>
-              <w:jc w:val="left"/>
-            </w:pPr>
-            <w:r>
-              <w:rPr>
-                <w:color w:val="1E1E1E"/>
-                <w:sz w:val="18"/>
-              </w:rPr>
-              <w:t>CI Build Dependencies</w:t>
-              <w:br/>
-              <w:t>(.github/workflows/ci.yml)</w:t>
-            </w:r>
-          </w:p>
-        </w:tc>
-        <w:tc>
-          <w:tcPr>
-            <w:tcW w:type="dxa" w:w="1584"/>
-            <w:shd w:fill="F7FAFC"/>
-            <w:tcMar>
-              <w:top w:w="80" w:type="dxa"/>
-              <w:bottom w:w="80" w:type="dxa"/>
-              <w:left w:w="140" w:type="dxa"/>
-              <w:right w:w="140" w:type="dxa"/>
-            </w:tcMar>
-          </w:tcPr>
-          <w:p>
-            <w:pPr>
-              <w:spacing w:after="0" w:before="0"/>
-              <w:jc w:val="left"/>
-            </w:pPr>
-            <w:r>
-              <w:rPr>
-                <w:color w:val="1E1E1E"/>
-                <w:sz w:val="18"/>
-              </w:rPr>
-              <w:t>⚠️ Risk of Lock Drift</w:t>
-            </w:r>
-          </w:p>
-        </w:tc>
-        <w:tc>
-          <w:tcPr>
-            <w:tcW w:type="dxa" w:w="3600"/>
-            <w:shd w:fill="F7FAFC"/>
-            <w:tcMar>
-              <w:top w:w="80" w:type="dxa"/>
-              <w:bottom w:w="80" w:type="dxa"/>
-              <w:left w:w="140" w:type="dxa"/>
-              <w:right w:w="140" w:type="dxa"/>
-            </w:tcMar>
-          </w:tcPr>
-          <w:p>
-            <w:pPr>
-              <w:spacing w:after="0" w:before="0"/>
-              <w:jc w:val="left"/>
-            </w:pPr>
-            <w:r>
-              <w:rPr>
-                <w:color w:val="1E1E1E"/>
-                <w:sz w:val="18"/>
-              </w:rPr>
-              <w:t>The CI workflow executes 'npm ci' inside both 'backend' and 'frontend' subdirectories. Root package.json also manages monorepo concurrently runner.</w:t>
-            </w:r>
-          </w:p>
-        </w:tc>
-        <w:tc>
-          <w:tcPr>
-            <w:tcW w:type="dxa" w:w="2016"/>
-            <w:shd w:fill="F7FAFC"/>
-            <w:tcMar>
-              <w:top w:w="80" w:type="dxa"/>
-              <w:bottom w:w="80" w:type="dxa"/>
-              <w:left w:w="140" w:type="dxa"/>
-              <w:right w:w="140" w:type="dxa"/>
-            </w:tcMar>
-          </w:tcPr>
-          <w:p>
-            <w:pPr>
-              <w:spacing w:after="0" w:before="0"/>
-              <w:jc w:val="left"/>
-            </w:pPr>
-            <w:r>
-              <w:rPr>
-                <w:color w:val="1E1E1E"/>
-                <w:sz w:val="18"/>
-              </w:rPr>
-              <w:t>Ensure both subdirectories maintain up-to-date package-lock.json files committed to git.</w:t>
-            </w:r>
-          </w:p>
-        </w:tc>
-      </w:tr>
-      <w:tr>
-        <w:tc>
-          <w:tcPr>
-            <w:tcW w:type="dxa" w:w="2160"/>
-            <w:shd w:fill="FFFFFF"/>
-            <w:tcMar>
-              <w:top w:w="80" w:type="dxa"/>
-              <w:bottom w:w="80" w:type="dxa"/>
-              <w:left w:w="140" w:type="dxa"/>
-              <w:right w:w="140" w:type="dxa"/>
-            </w:tcMar>
-          </w:tcPr>
-          <w:p>
-            <w:pPr>
-              <w:spacing w:after="0" w:before="0"/>
-              <w:jc w:val="left"/>
-            </w:pPr>
-            <w:r>
-              <w:rPr>
-                <w:color w:val="1E1E1E"/>
-                <w:sz w:val="18"/>
-              </w:rPr>
-              <w:t>Local PostgreSQL Service Dependency</w:t>
-            </w:r>
-          </w:p>
-        </w:tc>
-        <w:tc>
-          <w:tcPr>
-            <w:tcW w:type="dxa" w:w="1584"/>
-            <w:shd w:fill="FFFFFF"/>
-            <w:tcMar>
-              <w:top w:w="80" w:type="dxa"/>
-              <w:bottom w:w="80" w:type="dxa"/>
-              <w:left w:w="140" w:type="dxa"/>
-              <w:right w:w="140" w:type="dxa"/>
-            </w:tcMar>
-          </w:tcPr>
-          <w:p>
-            <w:pPr>
-              <w:spacing w:after="0" w:before="0"/>
-              <w:jc w:val="left"/>
-            </w:pPr>
-            <w:r>
-              <w:rPr>
-                <w:color w:val="1E1E1E"/>
-                <w:sz w:val="18"/>
-              </w:rPr>
-              <w:t>⚠️ Runtime Gotcha</w:t>
-            </w:r>
-          </w:p>
-        </w:tc>
-        <w:tc>
-          <w:tcPr>
-            <w:tcW w:type="dxa" w:w="3600"/>
-            <w:shd w:fill="FFFFFF"/>
-            <w:tcMar>
-              <w:top w:w="80" w:type="dxa"/>
-              <w:bottom w:w="80" w:type="dxa"/>
-              <w:left w:w="140" w:type="dxa"/>
-              <w:right w:w="140" w:type="dxa"/>
-            </w:tcMar>
-          </w:tcPr>
-          <w:p>
-            <w:pPr>
-              <w:spacing w:after="0" w:before="0"/>
-              <w:jc w:val="left"/>
-            </w:pPr>
-            <w:r>
-              <w:rPr>
-                <w:color w:val="1E1E1E"/>
-                <w:sz w:val="18"/>
-              </w:rPr>
-              <w:t>If the local PostgreSQL service ('postgresql-x64-18' at D:\postgre) is stopped, backend API queries fail with ECONNREFUSED, emitting HTTP 500.</w:t>
-            </w:r>
-          </w:p>
-        </w:tc>
-        <w:tc>
-          <w:tcPr>
-            <w:tcW w:type="dxa" w:w="2016"/>
-            <w:shd w:fill="FFFFFF"/>
-            <w:tcMar>
-              <w:top w:w="80" w:type="dxa"/>
-              <w:bottom w:w="80" w:type="dxa"/>
-              <w:left w:w="140" w:type="dxa"/>
-              <w:right w:w="140" w:type="dxa"/>
-            </w:tcMar>
-          </w:tcPr>
-          <w:p>
-            <w:pPr>
-              <w:spacing w:after="0" w:before="0"/>
-              <w:jc w:val="left"/>
-            </w:pPr>
-            <w:r>
-              <w:rPr>
-                <w:color w:val="1E1E1E"/>
-                <w:sz w:val="18"/>
-              </w:rPr>
-              <w:t>Ensure PostgreSQL runs as an automatic Windows Service or point DATABASE_URL to a cloud Supabase instance.</w:t>
-            </w:r>
-          </w:p>
-        </w:tc>
-      </w:tr>
-    </w:tbl>
-    <w:p>
-      <w:pPr>
-        <w:spacing w:after="200"/>
-      </w:pPr>
-    </w:p>
-    <w:p>
-      <w:pPr>
-        <w:pStyle w:val="Heading1"/>
-        <w:keepNext/>
-        <w:spacing w:before="240" w:after="80"/>
-      </w:pPr>
-      <w:r>
-        <w:rPr>
-          <w:b/>
-          <w:color w:val="0F2C59"/>
-          <w:sz w:val="36"/>
-        </w:rPr>
-        <w:t>PART B: Architectural Blueprint &amp; Working Mechanics for Newcomers</w:t>
-      </w:r>
-    </w:p>
-    <w:p>
-      <w:pPr>
-        <w:spacing w:after="160"/>
-      </w:pPr>
-      <w:r>
-        <w:t>This section provides an architectural onboarding roadmap designed to help any newly joined engineer or technical stakeholder rapidly understand the design principles, request lifecycles, and core algorithms powering WealthWise.</w:t>
+        <w:t>The frontend is a React SPA built with Vite. Based on the CI/CD pipeline (.github/workflows/cd-deploy.yml), the deployment is currently configured as a placeholder ('TBD-03') and only echoes a message rather than actually deploying. No explicit cloud host (e.g. Vercel, Netlify, Railway) has been configured yet.</w:t>
       </w:r>
     </w:p>
     <w:p>
       <w:pPr>
         <w:pStyle w:val="Heading2"/>
-        <w:keepNext/>
-        <w:spacing w:before="240" w:after="80"/>
       </w:pPr>
       <w:r>
-        <w:rPr>
-          <w:b/>
-          <w:color w:val="1E5A96"/>
-          <w:sz w:val="28"/>
-        </w:rPr>
-        <w:t>1. Architectural Pattern — Modular Monolith</w:t>
+        <w:t>2. Backend Deployment</w:t>
       </w:r>
     </w:p>
     <w:p>
-      <w:pPr>
-        <w:spacing w:after="120"/>
-      </w:pPr>
       <w:r>
-        <w:t>Rather than prematurely adopting distributed microservices (which introduces network latency, RPC complexity, and distributed transaction overhead), WealthWise adopts a domain-driven Modular Monolith architecture. The backend divides financial concerns into clean, self-contained domain modules located in 'backend/src/modules/':</w:t>
-        <w:br/>
-        <w:t>• auth: Registration, JWT issuance, password hashing, and token revocation.</w:t>
-        <w:br/>
-        <w:t>• finances: Income, expense, asset, and liability record management.</w:t>
-        <w:br/>
-        <w:t>• wealth-score: Mathematical scoring algorithm across 4 financial pillars.</w:t>
-        <w:br/>
-        <w:t>• stress-test: Shock modeling (inflation, layoff, emergency) and runway calculation.</w:t>
-        <w:br/>
-        <w:t>• goals: Multi-horizon goal planning and capital conflict evaluation.</w:t>
-        <w:br/>
-        <w:t>• advisor: Context-aware AI advisory chat with automated financial prompt injection.</w:t>
-        <w:br/>
-        <w:t>• admin: Platform metrics, audit logs, and AI provider runtime switching.</w:t>
-        <w:br/>
-        <w:t>• dashboard: Aggregate financial health summary and trend aggregations.</w:t>
+        <w:t>The backend is a Node.js/Express application. Similar to the frontend, the deployment pipeline in cd-deploy.yml is just a stub. However, there are Docker configurations (docker-compose.yml, Dockerfile.api, Dockerfile.frontend) indicating it can be containerized and deployed using Docker.</w:t>
       </w:r>
     </w:p>
     <w:p>
       <w:pPr>
         <w:pStyle w:val="Heading2"/>
-        <w:keepNext/>
-        <w:spacing w:before="240" w:after="80"/>
       </w:pPr>
       <w:r>
-        <w:rPr>
-          <w:b/>
-          <w:color w:val="1E5A96"/>
-          <w:sz w:val="28"/>
-        </w:rPr>
-        <w:t>2. End-to-End Request &amp; Data Lifecycle</w:t>
+        <w:t>3. Main Features by Role</w:t>
       </w:r>
     </w:p>
     <w:p>
       <w:pPr>
-        <w:spacing w:after="120"/>
+        <w:pStyle w:val="Heading3"/>
       </w:pPr>
       <w:r>
-        <w:t>Every user interaction flows through a deterministic, secure 5-layer pipeline:</w:t>
+        <w:t>Role: User</w:t>
+      </w:r>
+    </w:p>
+    <w:p>
+      <w:r>
+        <w:t>- Financial Overview Dashboard: At-a-glance view of net worth, wealth score, active goals, and AI insights.</w:t>
         <w:br/>
-        <w:t>1. Client Layer: React 18 SPA triggers strongly-typed Axios API calls from 'frontend/src/services/app.service.ts'.</w:t>
+        <w:t>- Financial Data Management: Manage income, expenses, assets, liabilities, and investments.</w:t>
         <w:br/>
-        <w:t>2. Security &amp; Rate Limiting: Express applies Helmet HTTP headers, CORS origin verification, and express-rate-limit to protect endpoints.</w:t>
+        <w:t>- Wealth Score Engine: Provides an explainable overall financial health score.</w:t>
         <w:br/>
-        <w:t>3. Authentication &amp; RBAC: 'auth.middleware.js' validates the incoming Bearer JWT against JWT_SECRET, checks Redis blacklist for logged-out tokens, and injects 'req.user'. For admin routes, 'admin.middleware.js' verifies role === 'ADMIN'.</w:t>
+        <w:t>- Financial Stress Test Simulator: Simulates financial shocks (e.g., Job Loss) and calculates runway with AI recommendations.</w:t>
         <w:br/>
-        <w:t>4. Business Logic &amp; Validation: Route handlers validate request schemas using 'express-validator' before invoking service functions in 'src/modules/*/service.js'.</w:t>
+        <w:t>- Goals &amp; Conflict Advisor: Sets financial goals, detects conflicts, and provides AI-backed conflict resolution.</w:t>
         <w:br/>
-        <w:t>5. Persistence &amp; Cache: The service queries PostgreSQL using parameterized SQL via the 'pg' connection pool, logs mutations to 'audit_logs', invalidates relevant Redis caches, and triggers asynchronous recalculation jobs if financial data changed.</w:t>
+        <w:t>- AI Financial Advisor Chat: Natural language query interface grounded on user data.</w:t>
+      </w:r>
+    </w:p>
+    <w:p>
+      <w:pPr>
+        <w:pStyle w:val="Heading3"/>
+      </w:pPr>
+      <w:r>
+        <w:t>Role: Administrator</w:t>
+      </w:r>
+    </w:p>
+    <w:p>
+      <w:r>
+        <w:t>- Platform Admin Dashboard: View system health, total users, and active sessions.</w:t>
+        <w:br/>
+        <w:t>- AI Provider Configuration: Toggle between AI providers (e.g. OpenAI vs Gemini) without code changes.</w:t>
+        <w:br/>
+        <w:t>- System Audit Log Viewer: Read-only searchable logs of critical financial operations and logins.</w:t>
       </w:r>
     </w:p>
     <w:p>
       <w:pPr>
         <w:pStyle w:val="Heading2"/>
-        <w:keepNext/>
-        <w:spacing w:before="240" w:after="80"/>
       </w:pPr>
       <w:r>
-        <w:rPr>
-          <w:b/>
-          <w:color w:val="1E5A96"/>
-          <w:sz w:val="28"/>
-        </w:rPr>
-        <w:t>3. The Explainable Wealth Score Engine (Core Mathematical IP)</w:t>
+        <w:t>4. Credentials</w:t>
       </w:r>
     </w:p>
     <w:p>
-      <w:pPr>
-        <w:spacing w:after="120"/>
-      </w:pPr>
       <w:r>
-        <w:t>Unlike black-box financial scoring, WealthWise calculates a transparent, deterministic 0–100 score based on 4 weighted pillars calibrated to modern financial guidelines (including Indian economic conditions):</w:t>
+        <w:t>Demo User:</w:t>
         <w:br/>
-        <w:t>• Liquidity &amp; Emergency Cushion (0–25 pts): Evaluates liquid runway against monthly expenses. 6+ months expenses in liquid cash yields full 25 points; &lt;1 month yields 0 points.</w:t>
+        <w:t>- Email: user@wealthwise.demo</w:t>
         <w:br/>
-        <w:t>• Debt-to-Income Health (0–25 pts): Evaluates monthly debt EMIs against gross income. DTI &lt; 20% scores full 25 points; DTI &gt; 50% drops score toward 0.</w:t>
-        <w:br/>
-        <w:t>• Savings &amp; Investment Ratio (0–25 pts): Measures percentage of monthly income directed into assets/savings. &gt;=30% savings rate achieves 25 points.</w:t>
-        <w:br/>
-        <w:t>• Net Worth Trajectory (0–25 pts): Compares total assets against total liabilities and assesses positive net worth trajectory relative to age/income bracket.</w:t>
+        <w:t>- Password: WealthWise@123</w:t>
         <w:br/>
         <w:br/>
-        <w:t>AI is deliberately NOT used to calculate the score (guaranteeing mathematical accuracy, regulatory explainability, and determinism). AI is only invoked on-demand to generate personalized, plain-English coaching tips interpreting why the score moved.</w:t>
+        <w:t>Admin:</w:t>
+        <w:br/>
+        <w:t>- Email: admin@wealthwise.demo</w:t>
+        <w:br/>
+        <w:t>- Password: WealthWise@123</w:t>
       </w:r>
     </w:p>
     <w:p>
       <w:pPr>
         <w:pStyle w:val="Heading2"/>
-        <w:keepNext/>
-        <w:spacing w:before="240" w:after="80"/>
       </w:pPr>
       <w:r>
-        <w:rPr>
-          <w:b/>
-          <w:color w:val="1E5A96"/>
-          <w:sz w:val="28"/>
-        </w:rPr>
-        <w:t>4. Financial Stress-Testing Mechanics</w:t>
+        <w:t>5. Pipeline/Workflow Analysis</w:t>
+      </w:r>
+    </w:p>
+    <w:p>
+      <w:r>
+        <w:t>The ci.yml workflow is functional but does not contain testing steps for the backend (only linting is present). The cd-deploy.yml workflow is effectively broken/incomplete, acting purely as a placeholder echoing deploy text ('TBD-03') without deploying anywhere.</w:t>
       </w:r>
     </w:p>
     <w:p>
       <w:pPr>
-        <w:spacing w:after="120"/>
+        <w:pStyle w:val="Heading1"/>
       </w:pPr>
       <w:r>
-        <w:t>The stress-test module ('backend/src/modules/stress-test/service.js') simulates severe macroeconomic scenarios:</w:t>
-        <w:br/>
-        <w:t>• IT Sector Layoffs / Career Break: Income drops by 100% for 6 months.</w:t>
-        <w:br/>
-        <w:t>• Family Medical Emergency: 35% expense surge combined with 20% temporary income dip.</w:t>
-        <w:br/>
-        <w:t>• High Inflation &amp; Rate Hikes: 25% surge in living expenses + EMI rate increases.</w:t>
-        <w:br/>
-        <w:br/>
-        <w:t>The simulator calculates Net Monthly Deficit and divides liquid assets by the burn rate to output Exact Runway in Months. If runway is &lt; 3 months, the system issues a High Risk advisory flag with actionable mitigation steps.</w:t>
+        <w:t>Part B: Architecture &amp; Working Guide for New Developers</w:t>
       </w:r>
     </w:p>
     <w:p>
-      <w:pPr>
-        <w:pStyle w:val="Heading2"/>
-        <w:keepNext/>
-        <w:spacing w:before="240" w:after="80"/>
-      </w:pPr>
       <w:r>
-        <w:rPr>
-          <w:b/>
-          <w:color w:val="1E5A96"/>
-          <w:sz w:val="28"/>
-        </w:rPr>
-        <w:t>5. Swappable AI Advisory Architecture</w:t>
+        <w:t>1. High-Level Architecture: The app is a Modular Monolith built with Node.js/Express and React. Instead of microservices, each logical domain (wealth-score, stress-test, goals) sits in a separate module within the single backend, making it lean but easy to split later.</w:t>
       </w:r>
     </w:p>
     <w:p>
-      <w:pPr>
-        <w:spacing w:after="120"/>
-      </w:pPr>
       <w:r>
-        <w:t>WealthWise abstracts AI vendors through a clean adapter interface ('backend/src/config/ai-provider.js'):</w:t>
-        <w:br/>
-        <w:t>• At boot or via Admin configuration, the system loads either Google Gemini (via Google Generative AI SDK) or OpenAI (via OpenAI SDK).</w:t>
-        <w:br/>
-        <w:t>• When a user chats with the AI Advisor, the backend pre-fetches the user's latest monthly income, monthly expenses, total assets, active debt EMIs, and upcoming financial goals.</w:t>
-        <w:br/>
-        <w:t>• It compiles this into an encrypted system prompt context, ensuring the AI delivers grounded, hyper-personalized advice while enforcing a strict compliance disclaimer: 'Informational only, not certified financial advice'.</w:t>
+        <w:t>2. Database Inconsistency Warning: The design schema document explicitly specifies MySQL 8 (InnoDB), while the .env.example points to a Supabase PostgreSQL pooler. Developers should be cautious when writing queries or migrations.</w:t>
       </w:r>
     </w:p>
     <w:p>
-      <w:pPr>
-        <w:pStyle w:val="Heading2"/>
-        <w:keepNext/>
-        <w:spacing w:before="240" w:after="80"/>
-      </w:pPr>
       <w:r>
-        <w:rPr>
-          <w:b/>
-          <w:color w:val="1E5A96"/>
-          <w:sz w:val="28"/>
-        </w:rPr>
-        <w:t>6. Security &amp; Audit Governance</w:t>
+        <w:t>3. AI Integration: The platform relies on a Swappable AI Provider Abstraction (OpenAI/Gemini). It does not blindly query AI; it strictly pairs the user's raw financial data snapshot with the AI prompts (Explainable AI Data Binding) so all advice is grounded in truth.</w:t>
       </w:r>
     </w:p>
     <w:p>
-      <w:pPr>
-        <w:spacing w:after="120"/>
-      </w:pPr>
       <w:r>
-        <w:t>• Stateless JWT Authentication with 15-minute access token expiry.</w:t>
-        <w:br/>
-        <w:t>• Token Revocation: On logout, token signatures are stored in Redis until expiry, preventing replay attacks.</w:t>
-        <w:br/>
-        <w:t>• Progressive Account Lockout: 5 consecutive failed login attempts locks the account for 15 minutes to defeat credential stuffing and brute-force attacks.</w:t>
-        <w:br/>
-        <w:t>• Audit Logging: Every sensitive mutation (user login, password change, financial record deletion, goal modification, AI config change) writes an immutable record to the 'audit_logs' table.</w:t>
+        <w:t>4. Stateless Authentication: Sessions use JWT tokens with short expirations. A Redis-backed blacklist ensures that users are immediately invalidated upon logout or when forcibly expired after 15 minutes of inactivity.</w:t>
       </w:r>
     </w:p>
     <w:p>
-      <w:pPr>
-        <w:pStyle w:val="Heading2"/>
-        <w:keepNext/>
-        <w:spacing w:before="240" w:after="80"/>
-      </w:pPr>
       <w:r>
-        <w:rPr>
-          <w:b/>
-          <w:color w:val="1E5A96"/>
-          <w:sz w:val="28"/>
-        </w:rPr>
-        <w:t>7. Quick Navigation Map for New Developers</w:t>
-      </w:r>
-    </w:p>
-    <w:p>
-      <w:pPr>
-        <w:spacing w:after="120"/>
-      </w:pPr>
-      <w:r>
-        <w:t>• Want to modify the Database Schema? Look at 'database/migrations/V1__init_wealthwise_schema.sql'.</w:t>
-        <w:br/>
-        <w:t>• Want to inspect or add Seed Data? Look at 'backend/scripts/seed.js'.</w:t>
-        <w:br/>
-        <w:t>• Want to add a new API Endpoint? Add route in 'backend/src/modules/&lt;domain&gt;/routes.js' and business logic in 'service.js'.</w:t>
-        <w:br/>
-        <w:t>• Want to add a new Frontend Screen? Create page in 'frontend/src/pages/', register route in 'frontend/src/App.tsx', and add API call to 'frontend/src/services/app.service.ts'.</w:t>
-        <w:br/>
-        <w:t>• Want to test locally? Run 'npm run dev' from root to start both backend (port 3100) and frontend (port 5173).</w:t>
+        <w:t>5. Event-Driven Updates: Key engines (stress test, goal conflicts) are automatically recalculated in the background using cron jobs (Bull/node-cron) whenever a user updates their fundamental financial data, avoiding stale insights.</w:t>
       </w:r>
     </w:p>
     <w:sectPr>
       <w:pgSz w:w="12240" w:h="15840"/>
-      <w:pgMar w:top="1440" w:right="1440" w:bottom="1440" w:left="1440" w:header="720" w:footer="720" w:gutter="0"/>
+      <w:pgMar w:top="1440" w:right="1800" w:bottom="1440" w:left="1800" w:header="720" w:footer="720" w:gutter="0"/>
       <w:cols w:space="720"/>
       <w:docGrid w:linePitch="360"/>
     </w:sectPr>
